--- a/week 10/SOB 20.docx
+++ b/week 10/SOB 20.docx
@@ -361,6 +361,8 @@
     </w:p>
     <w:p>
       <w:pPr>
+        <w:spacing w:line="360" w:lineRule="auto"/>
+        <w:jc w:val="both"/>
         <w:rPr>
           <w:rFonts w:ascii="Arial" w:hAnsi="Arial" w:cs="Arial"/>
           <w:b/>
@@ -373,16 +375,29 @@
           <w:rFonts w:ascii="Arial" w:hAnsi="Arial" w:cs="Arial"/>
           <w:b/>
           <w:bCs/>
-          <w:lang w:val="en-IN"/>
         </w:rPr>
         <w:lastRenderedPageBreak/>
-        <w:t>SOB 20: Utilization of Hardware Interrupts in Microcontrollers and Their Importance in the Internet of Things (IoT)</w:t>
+        <w:t>SOB 20 - Internet of Things (IoT) Report and Hardware Interrupt Example</w:t>
       </w:r>
     </w:p>
     <w:p>
       <w:pPr>
         <w:spacing w:line="360" w:lineRule="auto"/>
         <w:jc w:val="both"/>
+        <w:rPr>
+          <w:rFonts w:ascii="Arial" w:hAnsi="Arial" w:cs="Arial"/>
+          <w:lang w:val="en-IN"/>
+        </w:rPr>
+      </w:pPr>
+      <w:r>
+        <w:rPr>
+          <w:rFonts w:ascii="Arial" w:hAnsi="Arial" w:cs="Arial"/>
+        </w:rPr>
+        <w:t>The Internet of Things (IoT) refers to a network of physical devices connected to the internet that can collect, exchange, and process data. These devices include sensors, microcontrollers, smart appliances, vehicles, industrial machines, and wearable technologies. IoT combines embedded systems, communication networks, cloud computing, and data analytics to automate tasks and provide intelligent decision-making.</w:t>
+      </w:r>
+    </w:p>
+    <w:p>
+      <w:pPr>
         <w:rPr>
           <w:rFonts w:ascii="Arial" w:hAnsi="Arial" w:cs="Arial"/>
           <w:b/>
@@ -397,7 +412,7 @@
           <w:bCs/>
           <w:lang w:val="en-IN"/>
         </w:rPr>
-        <w:t>Introduction</w:t>
+        <w:t>Brief History of the Internet of Things</w:t>
       </w:r>
     </w:p>
     <w:p>
@@ -406,15 +421,30 @@
         <w:jc w:val="both"/>
         <w:rPr>
           <w:rFonts w:ascii="Arial" w:hAnsi="Arial" w:cs="Arial"/>
-          <w:lang w:val="en-IN"/>
-        </w:rPr>
-      </w:pPr>
-      <w:r>
-        <w:rPr>
-          <w:rFonts w:ascii="Arial" w:hAnsi="Arial" w:cs="Arial"/>
-          <w:lang w:val="en-IN"/>
-        </w:rPr>
-        <w:t>The Internet of Things (IoT) is a rapidly growing field of physical computing that refers to a network of interconnected devices capable of collecting, processing, and exchanging data over the internet without requiring continuous human intervention. IoT systems combine sensors, actuators, communication technologies, and embedded processors to create intelligent and automated solutions for various applications.</w:t>
+        </w:rPr>
+      </w:pPr>
+      <w:r>
+        <w:rPr>
+          <w:rFonts w:ascii="Arial" w:hAnsi="Arial" w:cs="Arial"/>
+        </w:rPr>
+        <w:t>The Internet of Things (IoT) refers to a network of physical devices connected to the internet that can collect, exchange, and process data. These devices include sensors, microcontrollers, smart appliances, vehicles, industrial machines, and wearable technologies. IoT combines embedded systems, communication networks, cloud computing, and data analytics to automate tasks and provide intelligent decision-making.</w:t>
+      </w:r>
+    </w:p>
+    <w:p>
+      <w:pPr>
+        <w:rPr>
+          <w:rFonts w:ascii="Arial" w:hAnsi="Arial" w:cs="Arial"/>
+          <w:b/>
+          <w:bCs/>
+        </w:rPr>
+      </w:pPr>
+      <w:r>
+        <w:rPr>
+          <w:rFonts w:ascii="Arial" w:hAnsi="Arial" w:cs="Arial"/>
+          <w:b/>
+          <w:bCs/>
+        </w:rPr>
+        <w:t xml:space="preserve">Common IoT Hardware and Communication Protocols </w:t>
       </w:r>
     </w:p>
     <w:p>
@@ -423,15 +453,30 @@
         <w:jc w:val="both"/>
         <w:rPr>
           <w:rFonts w:ascii="Arial" w:hAnsi="Arial" w:cs="Arial"/>
-          <w:lang w:val="en-IN"/>
-        </w:rPr>
-      </w:pPr>
-      <w:r>
-        <w:rPr>
-          <w:rFonts w:ascii="Arial" w:hAnsi="Arial" w:cs="Arial"/>
-          <w:lang w:val="en-IN"/>
-        </w:rPr>
-        <w:t>A fundamental component of many IoT and embedded systems is the microcontroller. To ensure efficient and responsive operation, microcontrollers often rely on hardware interrupts, which allow them to react immediately to external or internal events without continuously polling for changes.</w:t>
+        </w:rPr>
+      </w:pPr>
+      <w:r>
+        <w:rPr>
+          <w:rFonts w:ascii="Arial" w:hAnsi="Arial" w:cs="Arial"/>
+        </w:rPr>
+        <w:t>Microcontrollers such as Arduino, ESP32, and Raspberry Pi are widely used in IoT projects. Raspberry Pi is a small single-board computer capable of running Linux and supporting advanced IoT applications. Popular communication technologies include Wi-Fi for high-speed internet access, Bluetooth/Bluetooth Low Energy (BLE) for short-range communication, Zigbee for low-power mesh networks, Ethernet for reliable wired communication, and MQTT, HTTP, and CoAP as application-layer communication protocols.</w:t>
+      </w:r>
+    </w:p>
+    <w:p>
+      <w:pPr>
+        <w:rPr>
+          <w:rFonts w:ascii="Arial" w:hAnsi="Arial" w:cs="Arial"/>
+          <w:b/>
+          <w:bCs/>
+        </w:rPr>
+      </w:pPr>
+      <w:r>
+        <w:rPr>
+          <w:rFonts w:ascii="Arial" w:hAnsi="Arial" w:cs="Arial"/>
+          <w:b/>
+          <w:bCs/>
+        </w:rPr>
+        <w:t>Applications of IoT</w:t>
       </w:r>
     </w:p>
     <w:p>
@@ -440,24 +485,29 @@
         <w:jc w:val="both"/>
         <w:rPr>
           <w:rFonts w:ascii="Arial" w:hAnsi="Arial" w:cs="Arial"/>
-          <w:lang w:val="en-IN"/>
-        </w:rPr>
-      </w:pPr>
-      <w:r>
-        <w:rPr>
-          <w:rFonts w:ascii="Arial" w:hAnsi="Arial" w:cs="Arial"/>
-          <w:lang w:val="en-IN"/>
-        </w:rPr>
-        <w:t>This report presents an overview of the Internet of Things, discusses the importance of hardware interrupts in microcontroller-based systems, and demonstrates their implementation through a practical coding example.</w:t>
-      </w:r>
-    </w:p>
-    <w:p>
-      <w:pPr>
+        </w:rPr>
+      </w:pPr>
+      <w:r>
+        <w:rPr>
+          <w:rFonts w:ascii="Arial" w:hAnsi="Arial" w:cs="Arial"/>
+        </w:rPr>
+        <w:t>Examples include smart homes, smart agriculture, healthcare monitoring systems, industrial automation, smart cities, asset tracking, environmental monitoring, and connected vehicles. Hypothetical future applications include fully autonomous smart communities where infrastructure, transportation, utilities, and emergency systems communicate automatically</w:t>
+      </w:r>
+      <w:r>
+        <w:rPr>
+          <w:rFonts w:ascii="Arial" w:hAnsi="Arial" w:cs="Arial"/>
+        </w:rPr>
+        <w:t>.</w:t>
+      </w:r>
+    </w:p>
+    <w:p>
+      <w:pPr>
+        <w:spacing w:line="360" w:lineRule="auto"/>
+        <w:jc w:val="both"/>
         <w:rPr>
           <w:rFonts w:ascii="Arial" w:hAnsi="Arial" w:cs="Arial"/>
           <w:b/>
           <w:bCs/>
-          <w:lang w:val="en-IN"/>
         </w:rPr>
       </w:pPr>
       <w:r>
@@ -465,9 +515,8 @@
           <w:rFonts w:ascii="Arial" w:hAnsi="Arial" w:cs="Arial"/>
           <w:b/>
           <w:bCs/>
-          <w:lang w:val="en-IN"/>
-        </w:rPr>
-        <w:t>Brief History of the Internet of Things</w:t>
+        </w:rPr>
+        <w:t>Hardware Interrupt Example</w:t>
       </w:r>
     </w:p>
     <w:p>
@@ -476,29 +525,37 @@
         <w:jc w:val="both"/>
         <w:rPr>
           <w:rFonts w:ascii="Arial" w:hAnsi="Arial" w:cs="Arial"/>
-          <w:lang w:val="en-IN"/>
-        </w:rPr>
-      </w:pPr>
-      <w:r>
-        <w:rPr>
-          <w:rFonts w:ascii="Arial" w:hAnsi="Arial" w:cs="Arial"/>
-          <w:lang w:val="en-IN"/>
-        </w:rPr>
-        <w:t xml:space="preserve">The concept of interconnected devices </w:t>
-      </w:r>
-      <w:r>
-        <w:rPr>
-          <w:rFonts w:ascii="Arial" w:hAnsi="Arial" w:cs="Arial"/>
-          <w:lang w:val="en-IN"/>
-        </w:rPr>
-        <w:t>dates to</w:t>
-      </w:r>
-      <w:r>
-        <w:rPr>
-          <w:rFonts w:ascii="Arial" w:hAnsi="Arial" w:cs="Arial"/>
-          <w:lang w:val="en-IN"/>
-        </w:rPr>
-        <w:t xml:space="preserve"> the early 1980s when researchers experimented with network-connected machines. However, the term "Internet of Things" was first introduced by Kevin Ashton in 1999 to describe a system where physical objects could communicate through the internet.</w:t>
+        </w:rPr>
+      </w:pPr>
+      <w:r>
+        <w:rPr>
+          <w:rFonts w:ascii="Arial" w:hAnsi="Arial" w:cs="Arial"/>
+        </w:rPr>
+        <w:t>Hardware interrupts allow a microcontroller to immediately respond to external events without continuously</w:t>
+      </w:r>
+      <w:r>
+        <w:rPr>
+          <w:rFonts w:ascii="Arial" w:hAnsi="Arial" w:cs="Arial"/>
+        </w:rPr>
+        <w:t xml:space="preserve"> </w:t>
+      </w:r>
+      <w:r>
+        <w:rPr>
+          <w:rFonts w:ascii="Arial" w:hAnsi="Arial" w:cs="Arial"/>
+        </w:rPr>
+        <w:t>polling inputs. They are important in IoT systems because they improve response time, reduce CPU usage, save</w:t>
+      </w:r>
+      <w:r>
+        <w:rPr>
+          <w:rFonts w:ascii="Arial" w:hAnsi="Arial" w:cs="Arial"/>
+        </w:rPr>
+        <w:t xml:space="preserve"> </w:t>
+      </w:r>
+      <w:r>
+        <w:rPr>
+          <w:rFonts w:ascii="Arial" w:hAnsi="Arial" w:cs="Arial"/>
+        </w:rPr>
+        <w:t>power, and ensure critical signals are not missed.</w:t>
       </w:r>
     </w:p>
     <w:p>
@@ -507,24 +564,530 @@
         <w:jc w:val="both"/>
         <w:rPr>
           <w:rFonts w:ascii="Arial" w:hAnsi="Arial" w:cs="Arial"/>
-          <w:lang w:val="en-IN"/>
-        </w:rPr>
-      </w:pPr>
-      <w:r>
-        <w:rPr>
-          <w:rFonts w:ascii="Arial" w:hAnsi="Arial" w:cs="Arial"/>
-          <w:lang w:val="en-IN"/>
-        </w:rPr>
-        <w:t>The development of wireless communication technologies, low-cost sensors, cloud computing, and embedded systems has significantly accelerated the growth of IoT. Today, IoT technologies are widely used in industries such as healthcare, agriculture, manufacturing, transportation, and smart cities.</w:t>
-      </w:r>
-    </w:p>
-    <w:p>
-      <w:pPr>
+        </w:rPr>
+      </w:pPr>
+    </w:p>
+    <w:p>
+      <w:pPr>
+        <w:spacing w:line="360" w:lineRule="auto"/>
+        <w:jc w:val="both"/>
+        <w:rPr>
+          <w:rFonts w:ascii="Arial" w:hAnsi="Arial" w:cs="Arial"/>
+        </w:rPr>
+      </w:pPr>
+    </w:p>
+    <w:p>
+      <w:pPr>
+        <w:spacing w:line="360" w:lineRule="auto"/>
+        <w:jc w:val="both"/>
+        <w:rPr>
+          <w:rFonts w:ascii="Arial" w:hAnsi="Arial" w:cs="Arial"/>
+        </w:rPr>
+      </w:pPr>
+    </w:p>
+    <w:p>
+      <w:pPr>
+        <w:spacing w:line="360" w:lineRule="auto"/>
+        <w:jc w:val="both"/>
+        <w:rPr>
+          <w:rFonts w:ascii="Arial" w:hAnsi="Arial" w:cs="Arial"/>
+        </w:rPr>
+      </w:pPr>
+    </w:p>
+    <w:p>
+      <w:pPr>
+        <w:spacing w:line="360" w:lineRule="auto"/>
+        <w:jc w:val="both"/>
+        <w:rPr>
+          <w:rFonts w:ascii="Arial" w:hAnsi="Arial" w:cs="Arial"/>
+        </w:rPr>
+      </w:pPr>
+      <w:r>
+        <w:rPr>
+          <w:rFonts w:ascii="Arial" w:hAnsi="Arial" w:cs="Arial"/>
+        </w:rPr>
+        <w:lastRenderedPageBreak/>
+        <w:t>// ESP32/Arduino Interrupt Example</w:t>
+      </w:r>
+    </w:p>
+    <w:p>
+      <w:pPr>
+        <w:spacing w:line="360" w:lineRule="auto"/>
+        <w:jc w:val="both"/>
+        <w:rPr>
+          <w:rFonts w:ascii="Arial" w:hAnsi="Arial" w:cs="Arial"/>
+        </w:rPr>
+      </w:pPr>
+      <w:r>
+        <w:rPr>
+          <w:rFonts w:ascii="Arial" w:hAnsi="Arial" w:cs="Arial"/>
+        </w:rPr>
+        <w:t xml:space="preserve">volatile bool </w:t>
+      </w:r>
+      <w:proofErr w:type="spellStart"/>
+      <w:r>
+        <w:rPr>
+          <w:rFonts w:ascii="Arial" w:hAnsi="Arial" w:cs="Arial"/>
+        </w:rPr>
+        <w:t>buttonPressed</w:t>
+      </w:r>
+      <w:proofErr w:type="spellEnd"/>
+      <w:r>
+        <w:rPr>
+          <w:rFonts w:ascii="Arial" w:hAnsi="Arial" w:cs="Arial"/>
+        </w:rPr>
+        <w:t xml:space="preserve"> = false;</w:t>
+      </w:r>
+    </w:p>
+    <w:p>
+      <w:pPr>
+        <w:spacing w:line="360" w:lineRule="auto"/>
+        <w:jc w:val="both"/>
+        <w:rPr>
+          <w:rFonts w:ascii="Arial" w:hAnsi="Arial" w:cs="Arial"/>
+        </w:rPr>
+      </w:pPr>
+      <w:r>
+        <w:rPr>
+          <w:rFonts w:ascii="Arial" w:hAnsi="Arial" w:cs="Arial"/>
+        </w:rPr>
+        <w:t xml:space="preserve">void IRAM_ATTR </w:t>
+      </w:r>
+      <w:proofErr w:type="spellStart"/>
+      <w:proofErr w:type="gramStart"/>
+      <w:r>
+        <w:rPr>
+          <w:rFonts w:ascii="Arial" w:hAnsi="Arial" w:cs="Arial"/>
+        </w:rPr>
+        <w:t>buttonISR</w:t>
+      </w:r>
+      <w:proofErr w:type="spellEnd"/>
+      <w:r>
+        <w:rPr>
+          <w:rFonts w:ascii="Arial" w:hAnsi="Arial" w:cs="Arial"/>
+        </w:rPr>
+        <w:t>(</w:t>
+      </w:r>
+      <w:proofErr w:type="gramEnd"/>
+      <w:r>
+        <w:rPr>
+          <w:rFonts w:ascii="Arial" w:hAnsi="Arial" w:cs="Arial"/>
+        </w:rPr>
+        <w:t>) {</w:t>
+      </w:r>
+    </w:p>
+    <w:p>
+      <w:pPr>
+        <w:spacing w:line="360" w:lineRule="auto"/>
+        <w:jc w:val="both"/>
+        <w:rPr>
+          <w:rFonts w:ascii="Arial" w:hAnsi="Arial" w:cs="Arial"/>
+        </w:rPr>
+      </w:pPr>
+      <w:r>
+        <w:rPr>
+          <w:rFonts w:ascii="Arial" w:hAnsi="Arial" w:cs="Arial"/>
+        </w:rPr>
+        <w:t xml:space="preserve">    </w:t>
+      </w:r>
+      <w:proofErr w:type="spellStart"/>
+      <w:r>
+        <w:rPr>
+          <w:rFonts w:ascii="Arial" w:hAnsi="Arial" w:cs="Arial"/>
+        </w:rPr>
+        <w:t>buttonPressed</w:t>
+      </w:r>
+      <w:proofErr w:type="spellEnd"/>
+      <w:r>
+        <w:rPr>
+          <w:rFonts w:ascii="Arial" w:hAnsi="Arial" w:cs="Arial"/>
+        </w:rPr>
+        <w:t xml:space="preserve"> = true;</w:t>
+      </w:r>
+    </w:p>
+    <w:p>
+      <w:pPr>
+        <w:spacing w:line="360" w:lineRule="auto"/>
+        <w:jc w:val="both"/>
+        <w:rPr>
+          <w:rFonts w:ascii="Arial" w:hAnsi="Arial" w:cs="Arial"/>
+        </w:rPr>
+      </w:pPr>
+      <w:r>
+        <w:rPr>
+          <w:rFonts w:ascii="Arial" w:hAnsi="Arial" w:cs="Arial"/>
+        </w:rPr>
+        <w:t>}</w:t>
+      </w:r>
+    </w:p>
+    <w:p>
+      <w:pPr>
+        <w:spacing w:line="360" w:lineRule="auto"/>
+        <w:jc w:val="both"/>
+        <w:rPr>
+          <w:rFonts w:ascii="Arial" w:hAnsi="Arial" w:cs="Arial"/>
+        </w:rPr>
+      </w:pPr>
+      <w:r>
+        <w:rPr>
+          <w:rFonts w:ascii="Arial" w:hAnsi="Arial" w:cs="Arial"/>
+        </w:rPr>
+        <w:t xml:space="preserve">void </w:t>
+      </w:r>
+      <w:proofErr w:type="gramStart"/>
+      <w:r>
+        <w:rPr>
+          <w:rFonts w:ascii="Arial" w:hAnsi="Arial" w:cs="Arial"/>
+        </w:rPr>
+        <w:t>setup(</w:t>
+      </w:r>
+      <w:proofErr w:type="gramEnd"/>
+      <w:r>
+        <w:rPr>
+          <w:rFonts w:ascii="Arial" w:hAnsi="Arial" w:cs="Arial"/>
+        </w:rPr>
+        <w:t>) {</w:t>
+      </w:r>
+    </w:p>
+    <w:p>
+      <w:pPr>
+        <w:spacing w:line="360" w:lineRule="auto"/>
+        <w:jc w:val="both"/>
+        <w:rPr>
+          <w:rFonts w:ascii="Arial" w:hAnsi="Arial" w:cs="Arial"/>
+        </w:rPr>
+      </w:pPr>
+      <w:r>
+        <w:rPr>
+          <w:rFonts w:ascii="Arial" w:hAnsi="Arial" w:cs="Arial"/>
+        </w:rPr>
+        <w:t xml:space="preserve">    </w:t>
+      </w:r>
+      <w:proofErr w:type="spellStart"/>
+      <w:proofErr w:type="gramStart"/>
+      <w:r>
+        <w:rPr>
+          <w:rFonts w:ascii="Arial" w:hAnsi="Arial" w:cs="Arial"/>
+        </w:rPr>
+        <w:t>pinMode</w:t>
+      </w:r>
+      <w:proofErr w:type="spellEnd"/>
+      <w:r>
+        <w:rPr>
+          <w:rFonts w:ascii="Arial" w:hAnsi="Arial" w:cs="Arial"/>
+        </w:rPr>
+        <w:t>(</w:t>
+      </w:r>
+      <w:proofErr w:type="gramEnd"/>
+      <w:r>
+        <w:rPr>
+          <w:rFonts w:ascii="Arial" w:hAnsi="Arial" w:cs="Arial"/>
+        </w:rPr>
+        <w:t>2, INPUT_PULLUP);</w:t>
+      </w:r>
+    </w:p>
+    <w:p>
+      <w:pPr>
+        <w:spacing w:line="360" w:lineRule="auto"/>
+        <w:jc w:val="both"/>
+        <w:rPr>
+          <w:rFonts w:ascii="Arial" w:hAnsi="Arial" w:cs="Arial"/>
+        </w:rPr>
+      </w:pPr>
+      <w:r>
+        <w:rPr>
+          <w:rFonts w:ascii="Arial" w:hAnsi="Arial" w:cs="Arial"/>
+        </w:rPr>
+        <w:t xml:space="preserve">    </w:t>
+      </w:r>
+      <w:proofErr w:type="spellStart"/>
+      <w:r>
+        <w:rPr>
+          <w:rFonts w:ascii="Arial" w:hAnsi="Arial" w:cs="Arial"/>
+        </w:rPr>
+        <w:t>attachInterrupt</w:t>
+      </w:r>
+      <w:proofErr w:type="spellEnd"/>
+      <w:r>
+        <w:rPr>
+          <w:rFonts w:ascii="Arial" w:hAnsi="Arial" w:cs="Arial"/>
+        </w:rPr>
+        <w:t>(</w:t>
+      </w:r>
+      <w:proofErr w:type="spellStart"/>
+      <w:proofErr w:type="gramStart"/>
+      <w:r>
+        <w:rPr>
+          <w:rFonts w:ascii="Arial" w:hAnsi="Arial" w:cs="Arial"/>
+        </w:rPr>
+        <w:t>digitalPinToInterrupt</w:t>
+      </w:r>
+      <w:proofErr w:type="spellEnd"/>
+      <w:r>
+        <w:rPr>
+          <w:rFonts w:ascii="Arial" w:hAnsi="Arial" w:cs="Arial"/>
+        </w:rPr>
+        <w:t>(</w:t>
+      </w:r>
+      <w:proofErr w:type="gramEnd"/>
+      <w:r>
+        <w:rPr>
+          <w:rFonts w:ascii="Arial" w:hAnsi="Arial" w:cs="Arial"/>
+        </w:rPr>
+        <w:t>2),</w:t>
+      </w:r>
+    </w:p>
+    <w:p>
+      <w:pPr>
+        <w:spacing w:line="360" w:lineRule="auto"/>
+        <w:jc w:val="both"/>
+        <w:rPr>
+          <w:rFonts w:ascii="Arial" w:hAnsi="Arial" w:cs="Arial"/>
+        </w:rPr>
+      </w:pPr>
+      <w:r>
+        <w:rPr>
+          <w:rFonts w:ascii="Arial" w:hAnsi="Arial" w:cs="Arial"/>
+        </w:rPr>
+        <w:t xml:space="preserve">                    </w:t>
+      </w:r>
+      <w:proofErr w:type="spellStart"/>
+      <w:r>
+        <w:rPr>
+          <w:rFonts w:ascii="Arial" w:hAnsi="Arial" w:cs="Arial"/>
+        </w:rPr>
+        <w:t>buttonISR</w:t>
+      </w:r>
+      <w:proofErr w:type="spellEnd"/>
+      <w:r>
+        <w:rPr>
+          <w:rFonts w:ascii="Arial" w:hAnsi="Arial" w:cs="Arial"/>
+        </w:rPr>
+        <w:t>, FALLING);</w:t>
+      </w:r>
+    </w:p>
+    <w:p>
+      <w:pPr>
+        <w:spacing w:line="360" w:lineRule="auto"/>
+        <w:jc w:val="both"/>
+        <w:rPr>
+          <w:rFonts w:ascii="Arial" w:hAnsi="Arial" w:cs="Arial"/>
+        </w:rPr>
+      </w:pPr>
+      <w:r>
+        <w:rPr>
+          <w:rFonts w:ascii="Arial" w:hAnsi="Arial" w:cs="Arial"/>
+        </w:rPr>
+        <w:t xml:space="preserve">    </w:t>
+      </w:r>
+      <w:proofErr w:type="spellStart"/>
+      <w:r>
+        <w:rPr>
+          <w:rFonts w:ascii="Arial" w:hAnsi="Arial" w:cs="Arial"/>
+        </w:rPr>
+        <w:t>Serial.begin</w:t>
+      </w:r>
+      <w:proofErr w:type="spellEnd"/>
+      <w:r>
+        <w:rPr>
+          <w:rFonts w:ascii="Arial" w:hAnsi="Arial" w:cs="Arial"/>
+        </w:rPr>
+        <w:t>(115200);</w:t>
+      </w:r>
+    </w:p>
+    <w:p>
+      <w:pPr>
+        <w:spacing w:line="360" w:lineRule="auto"/>
+        <w:jc w:val="both"/>
+        <w:rPr>
+          <w:rFonts w:ascii="Arial" w:hAnsi="Arial" w:cs="Arial"/>
+        </w:rPr>
+      </w:pPr>
+      <w:r>
+        <w:rPr>
+          <w:rFonts w:ascii="Arial" w:hAnsi="Arial" w:cs="Arial"/>
+        </w:rPr>
+        <w:t>}</w:t>
+      </w:r>
+    </w:p>
+    <w:p>
+      <w:pPr>
+        <w:spacing w:line="360" w:lineRule="auto"/>
+        <w:jc w:val="both"/>
+        <w:rPr>
+          <w:rFonts w:ascii="Arial" w:hAnsi="Arial" w:cs="Arial"/>
+        </w:rPr>
+      </w:pPr>
+      <w:r>
+        <w:rPr>
+          <w:rFonts w:ascii="Arial" w:hAnsi="Arial" w:cs="Arial"/>
+        </w:rPr>
+        <w:t xml:space="preserve">void </w:t>
+      </w:r>
+      <w:proofErr w:type="gramStart"/>
+      <w:r>
+        <w:rPr>
+          <w:rFonts w:ascii="Arial" w:hAnsi="Arial" w:cs="Arial"/>
+        </w:rPr>
+        <w:t>loop(</w:t>
+      </w:r>
+      <w:proofErr w:type="gramEnd"/>
+      <w:r>
+        <w:rPr>
+          <w:rFonts w:ascii="Arial" w:hAnsi="Arial" w:cs="Arial"/>
+        </w:rPr>
+        <w:t>) {</w:t>
+      </w:r>
+    </w:p>
+    <w:p>
+      <w:pPr>
+        <w:spacing w:line="360" w:lineRule="auto"/>
+        <w:jc w:val="both"/>
+        <w:rPr>
+          <w:rFonts w:ascii="Arial" w:hAnsi="Arial" w:cs="Arial"/>
+        </w:rPr>
+      </w:pPr>
+      <w:r>
+        <w:rPr>
+          <w:rFonts w:ascii="Arial" w:hAnsi="Arial" w:cs="Arial"/>
+        </w:rPr>
+        <w:t xml:space="preserve">    if (</w:t>
+      </w:r>
+      <w:proofErr w:type="spellStart"/>
+      <w:r>
+        <w:rPr>
+          <w:rFonts w:ascii="Arial" w:hAnsi="Arial" w:cs="Arial"/>
+        </w:rPr>
+        <w:t>buttonPressed</w:t>
+      </w:r>
+      <w:proofErr w:type="spellEnd"/>
+      <w:r>
+        <w:rPr>
+          <w:rFonts w:ascii="Arial" w:hAnsi="Arial" w:cs="Arial"/>
+        </w:rPr>
+        <w:t>) {</w:t>
+      </w:r>
+    </w:p>
+    <w:p>
+      <w:pPr>
+        <w:spacing w:line="360" w:lineRule="auto"/>
+        <w:jc w:val="both"/>
+        <w:rPr>
+          <w:rFonts w:ascii="Arial" w:hAnsi="Arial" w:cs="Arial"/>
+        </w:rPr>
+      </w:pPr>
+      <w:r>
+        <w:rPr>
+          <w:rFonts w:ascii="Arial" w:hAnsi="Arial" w:cs="Arial"/>
+        </w:rPr>
+        <w:t xml:space="preserve">        </w:t>
+      </w:r>
+      <w:proofErr w:type="spellStart"/>
+      <w:r>
+        <w:rPr>
+          <w:rFonts w:ascii="Arial" w:hAnsi="Arial" w:cs="Arial"/>
+        </w:rPr>
+        <w:t>buttonPressed</w:t>
+      </w:r>
+      <w:proofErr w:type="spellEnd"/>
+      <w:r>
+        <w:rPr>
+          <w:rFonts w:ascii="Arial" w:hAnsi="Arial" w:cs="Arial"/>
+        </w:rPr>
+        <w:t xml:space="preserve"> = false;</w:t>
+      </w:r>
+    </w:p>
+    <w:p>
+      <w:pPr>
+        <w:spacing w:line="360" w:lineRule="auto"/>
+        <w:jc w:val="both"/>
+        <w:rPr>
+          <w:rFonts w:ascii="Arial" w:hAnsi="Arial" w:cs="Arial"/>
+        </w:rPr>
+      </w:pPr>
+      <w:r>
+        <w:rPr>
+          <w:rFonts w:ascii="Arial" w:hAnsi="Arial" w:cs="Arial"/>
+        </w:rPr>
+        <w:t xml:space="preserve">        </w:t>
+      </w:r>
+      <w:proofErr w:type="spellStart"/>
+      <w:r>
+        <w:rPr>
+          <w:rFonts w:ascii="Arial" w:hAnsi="Arial" w:cs="Arial"/>
+        </w:rPr>
+        <w:t>Serial.println</w:t>
+      </w:r>
+      <w:proofErr w:type="spellEnd"/>
+      <w:r>
+        <w:rPr>
+          <w:rFonts w:ascii="Arial" w:hAnsi="Arial" w:cs="Arial"/>
+        </w:rPr>
+        <w:t>("Button interrupt detected");</w:t>
+      </w:r>
+    </w:p>
+    <w:p>
+      <w:pPr>
+        <w:spacing w:line="360" w:lineRule="auto"/>
+        <w:jc w:val="both"/>
+        <w:rPr>
+          <w:rFonts w:ascii="Arial" w:hAnsi="Arial" w:cs="Arial"/>
+        </w:rPr>
+      </w:pPr>
+      <w:r>
+        <w:rPr>
+          <w:rFonts w:ascii="Arial" w:hAnsi="Arial" w:cs="Arial"/>
+        </w:rPr>
+        <w:t xml:space="preserve">    }</w:t>
+      </w:r>
+    </w:p>
+    <w:p>
+      <w:pPr>
+        <w:spacing w:line="360" w:lineRule="auto"/>
+        <w:jc w:val="both"/>
+        <w:rPr>
+          <w:rFonts w:ascii="Arial" w:hAnsi="Arial" w:cs="Arial"/>
+        </w:rPr>
+      </w:pPr>
+      <w:r>
+        <w:rPr>
+          <w:rFonts w:ascii="Arial" w:hAnsi="Arial" w:cs="Arial"/>
+        </w:rPr>
+        <w:t>}</w:t>
+      </w:r>
+    </w:p>
+    <w:p>
+      <w:pPr>
+        <w:spacing w:line="360" w:lineRule="auto"/>
+        <w:jc w:val="both"/>
+        <w:rPr>
+          <w:rFonts w:ascii="Arial" w:hAnsi="Arial" w:cs="Arial"/>
+        </w:rPr>
+      </w:pPr>
+    </w:p>
+    <w:p>
+      <w:pPr>
+        <w:spacing w:line="360" w:lineRule="auto"/>
+        <w:jc w:val="both"/>
+        <w:rPr>
+          <w:rFonts w:ascii="Arial" w:hAnsi="Arial" w:cs="Arial"/>
+        </w:rPr>
+      </w:pPr>
+      <w:r>
+        <w:rPr>
+          <w:rFonts w:ascii="Arial" w:hAnsi="Arial" w:cs="Arial"/>
+        </w:rPr>
+        <w:t xml:space="preserve">In this example, a hardware interrupt is attached to a push button. When the button is pressed, the interrupt service routine (ISR) executes immediately and sets a flag. The main loop then processes the event. This approach is more efficient than constantly checking the button state through polling. </w:t>
+      </w:r>
+    </w:p>
+    <w:p>
+      <w:pPr>
+        <w:spacing w:line="360" w:lineRule="auto"/>
+        <w:jc w:val="both"/>
         <w:rPr>
           <w:rFonts w:ascii="Arial" w:hAnsi="Arial" w:cs="Arial"/>
           <w:b/>
           <w:bCs/>
-          <w:lang w:val="en-IN"/>
         </w:rPr>
       </w:pPr>
       <w:r>
@@ -532,157 +1095,8 @@
           <w:rFonts w:ascii="Arial" w:hAnsi="Arial" w:cs="Arial"/>
           <w:b/>
           <w:bCs/>
-          <w:lang w:val="en-IN"/>
-        </w:rPr>
-        <w:t>Key Characteristics of IoT</w:t>
-      </w:r>
-    </w:p>
-    <w:p>
-      <w:pPr>
-        <w:rPr>
-          <w:rFonts w:ascii="Arial" w:hAnsi="Arial" w:cs="Arial"/>
-          <w:lang w:val="en-IN"/>
-        </w:rPr>
-      </w:pPr>
-      <w:r>
-        <w:rPr>
-          <w:rFonts w:ascii="Arial" w:hAnsi="Arial" w:cs="Arial"/>
-          <w:lang w:val="en-IN"/>
-        </w:rPr>
-        <w:t>The Internet of Things is characterized by several important features:</w:t>
-      </w:r>
-    </w:p>
-    <w:p>
-      <w:pPr>
-        <w:numPr>
-          <w:ilvl w:val="0"/>
-          <w:numId w:val="1"/>
-        </w:numPr>
-        <w:rPr>
-          <w:rFonts w:ascii="Arial" w:hAnsi="Arial" w:cs="Arial"/>
-          <w:lang w:val="en-IN"/>
-        </w:rPr>
-      </w:pPr>
-      <w:r>
-        <w:rPr>
-          <w:rFonts w:ascii="Arial" w:hAnsi="Arial" w:cs="Arial"/>
-          <w:lang w:val="en-IN"/>
-        </w:rPr>
-        <w:t>Connectivity between devices through wired or wireless networks.</w:t>
-      </w:r>
-    </w:p>
-    <w:p>
-      <w:pPr>
-        <w:numPr>
-          <w:ilvl w:val="0"/>
-          <w:numId w:val="1"/>
-        </w:numPr>
-        <w:rPr>
-          <w:rFonts w:ascii="Arial" w:hAnsi="Arial" w:cs="Arial"/>
-          <w:lang w:val="en-IN"/>
-        </w:rPr>
-      </w:pPr>
-      <w:r>
-        <w:rPr>
-          <w:rFonts w:ascii="Arial" w:hAnsi="Arial" w:cs="Arial"/>
-          <w:lang w:val="en-IN"/>
-        </w:rPr>
-        <w:t>Real-time data collection and monitoring.</w:t>
-      </w:r>
-    </w:p>
-    <w:p>
-      <w:pPr>
-        <w:numPr>
-          <w:ilvl w:val="0"/>
-          <w:numId w:val="1"/>
-        </w:numPr>
-        <w:rPr>
-          <w:rFonts w:ascii="Arial" w:hAnsi="Arial" w:cs="Arial"/>
-          <w:lang w:val="en-IN"/>
-        </w:rPr>
-      </w:pPr>
-      <w:r>
-        <w:rPr>
-          <w:rFonts w:ascii="Arial" w:hAnsi="Arial" w:cs="Arial"/>
-          <w:lang w:val="en-IN"/>
-        </w:rPr>
-        <w:t>Automation and intelligent decision-making.</w:t>
-      </w:r>
-    </w:p>
-    <w:p>
-      <w:pPr>
-        <w:numPr>
-          <w:ilvl w:val="0"/>
-          <w:numId w:val="1"/>
-        </w:numPr>
-        <w:rPr>
-          <w:rFonts w:ascii="Arial" w:hAnsi="Arial" w:cs="Arial"/>
-          <w:lang w:val="en-IN"/>
-        </w:rPr>
-      </w:pPr>
-      <w:r>
-        <w:rPr>
-          <w:rFonts w:ascii="Arial" w:hAnsi="Arial" w:cs="Arial"/>
-          <w:lang w:val="en-IN"/>
-        </w:rPr>
-        <w:t>Remote accessibility and control.</w:t>
-      </w:r>
-    </w:p>
-    <w:p>
-      <w:pPr>
-        <w:numPr>
-          <w:ilvl w:val="0"/>
-          <w:numId w:val="1"/>
-        </w:numPr>
-        <w:rPr>
-          <w:rFonts w:ascii="Arial" w:hAnsi="Arial" w:cs="Arial"/>
-          <w:lang w:val="en-IN"/>
-        </w:rPr>
-      </w:pPr>
-      <w:r>
-        <w:rPr>
-          <w:rFonts w:ascii="Arial" w:hAnsi="Arial" w:cs="Arial"/>
-          <w:lang w:val="en-IN"/>
-        </w:rPr>
-        <w:t>Integration of sensors and actuators.</w:t>
-      </w:r>
-    </w:p>
-    <w:p>
-      <w:pPr>
-        <w:numPr>
-          <w:ilvl w:val="0"/>
-          <w:numId w:val="1"/>
-        </w:numPr>
-        <w:rPr>
-          <w:rFonts w:ascii="Arial" w:hAnsi="Arial" w:cs="Arial"/>
-          <w:lang w:val="en-IN"/>
-        </w:rPr>
-      </w:pPr>
-      <w:r>
-        <w:rPr>
-          <w:rFonts w:ascii="Arial" w:hAnsi="Arial" w:cs="Arial"/>
-          <w:lang w:val="en-IN"/>
-        </w:rPr>
-        <w:t>Scalability and interoperability.</w:t>
-      </w:r>
-    </w:p>
-    <w:p>
-      <w:pPr>
-        <w:numPr>
-          <w:ilvl w:val="0"/>
-          <w:numId w:val="1"/>
-        </w:numPr>
-        <w:rPr>
-          <w:rFonts w:ascii="Arial" w:hAnsi="Arial" w:cs="Arial"/>
-          <w:lang w:val="en-IN"/>
-        </w:rPr>
-      </w:pPr>
-      <w:r>
-        <w:rPr>
-          <w:rFonts w:ascii="Arial" w:hAnsi="Arial" w:cs="Arial"/>
-          <w:lang w:val="en-IN"/>
-        </w:rPr>
-        <w:t>Efficient resource utilization and energy management.</w:t>
+        </w:rPr>
+        <w:t>Conclusion</w:t>
       </w:r>
     </w:p>
     <w:p>
@@ -691,2284 +1105,25 @@
         <w:jc w:val="both"/>
         <w:rPr>
           <w:rFonts w:ascii="Arial" w:hAnsi="Arial" w:cs="Arial"/>
-          <w:b/>
-          <w:bCs/>
-          <w:lang w:val="en-IN"/>
-        </w:rPr>
-      </w:pPr>
-      <w:r>
-        <w:rPr>
-          <w:rFonts w:ascii="Arial" w:hAnsi="Arial" w:cs="Arial"/>
-          <w:b/>
-          <w:bCs/>
-          <w:lang w:val="en-IN"/>
-        </w:rPr>
-        <w:lastRenderedPageBreak/>
-        <w:t>Hardware Interrupts in Microcontrollers</w:t>
+        </w:rPr>
+      </w:pPr>
+      <w:r>
+        <w:rPr>
+          <w:rFonts w:ascii="Arial" w:hAnsi="Arial" w:cs="Arial"/>
+        </w:rPr>
+        <w:t xml:space="preserve"> IoT is transforming industries and everyday life by connecting physical devices to digital networks. Technologies such as Wi-Fi, Bluetooth, Zigbee, MQTT, ESP32, Arduino, and Raspberry Pi enable smart, data-driven systems. Hardware interrupts play a critical role in IoT by providing fast, efficient responses to real-world events</w:t>
+      </w:r>
+      <w:r>
+        <w:rPr>
+          <w:rFonts w:ascii="Arial" w:hAnsi="Arial" w:cs="Arial"/>
+        </w:rPr>
+        <w:t>.</w:t>
       </w:r>
     </w:p>
     <w:p>
       <w:pPr>
         <w:spacing w:line="360" w:lineRule="auto"/>
         <w:jc w:val="both"/>
-        <w:rPr>
-          <w:rFonts w:ascii="Arial" w:hAnsi="Arial" w:cs="Arial"/>
-          <w:lang w:val="en-IN"/>
-        </w:rPr>
-      </w:pPr>
-      <w:r>
-        <w:rPr>
-          <w:rFonts w:ascii="Arial" w:hAnsi="Arial" w:cs="Arial"/>
-          <w:lang w:val="en-IN"/>
-        </w:rPr>
-        <w:t>A hardware interrupt is a signal generated by hardware that temporarily stops the normal execution of a program and transfers control to a special function called an Interrupt Service Routine (ISR). After the ISR executes, the processor resumes its previous task.</w:t>
-      </w:r>
-    </w:p>
-    <w:p>
-      <w:pPr>
-        <w:spacing w:line="360" w:lineRule="auto"/>
-        <w:jc w:val="both"/>
-        <w:rPr>
-          <w:rFonts w:ascii="Arial" w:hAnsi="Arial" w:cs="Arial"/>
-          <w:lang w:val="en-IN"/>
-        </w:rPr>
-      </w:pPr>
-      <w:r>
-        <w:rPr>
-          <w:rFonts w:ascii="Arial" w:hAnsi="Arial" w:cs="Arial"/>
-          <w:lang w:val="en-IN"/>
-        </w:rPr>
-        <w:t>Unlike polling methods, where the processor continuously checks the status of an input device, interrupts enable the microcontroller to respond immediately when an event occurs.</w:t>
-      </w:r>
-    </w:p>
-    <w:p>
-      <w:pPr>
-        <w:spacing w:line="360" w:lineRule="auto"/>
-        <w:jc w:val="both"/>
-        <w:rPr>
-          <w:rFonts w:ascii="Arial" w:hAnsi="Arial" w:cs="Arial"/>
-          <w:b/>
-          <w:bCs/>
-          <w:lang w:val="en-IN"/>
-        </w:rPr>
-      </w:pPr>
-    </w:p>
-    <w:p>
-      <w:pPr>
-        <w:spacing w:line="360" w:lineRule="auto"/>
-        <w:jc w:val="both"/>
-        <w:rPr>
-          <w:rFonts w:ascii="Arial" w:hAnsi="Arial" w:cs="Arial"/>
-          <w:b/>
-          <w:bCs/>
-          <w:lang w:val="en-IN"/>
-        </w:rPr>
-      </w:pPr>
-      <w:r>
-        <w:rPr>
-          <w:rFonts w:ascii="Arial" w:hAnsi="Arial" w:cs="Arial"/>
-          <w:b/>
-          <w:bCs/>
-          <w:lang w:val="en-IN"/>
-        </w:rPr>
-        <w:t>Why Hardware Interrupts Are Used</w:t>
-      </w:r>
-    </w:p>
-    <w:p>
-      <w:pPr>
-        <w:spacing w:line="360" w:lineRule="auto"/>
-        <w:jc w:val="both"/>
-        <w:rPr>
-          <w:rFonts w:ascii="Arial" w:hAnsi="Arial" w:cs="Arial"/>
-          <w:lang w:val="en-IN"/>
-        </w:rPr>
-      </w:pPr>
-      <w:r>
-        <w:rPr>
-          <w:rFonts w:ascii="Arial" w:hAnsi="Arial" w:cs="Arial"/>
-          <w:lang w:val="en-IN"/>
-        </w:rPr>
-        <w:t>Hardware interrupts provide several advantages:</w:t>
-      </w:r>
-    </w:p>
-    <w:p>
-      <w:pPr>
-        <w:numPr>
-          <w:ilvl w:val="0"/>
-          <w:numId w:val="2"/>
-        </w:numPr>
-        <w:spacing w:line="360" w:lineRule="auto"/>
-        <w:jc w:val="both"/>
-        <w:rPr>
-          <w:rFonts w:ascii="Arial" w:hAnsi="Arial" w:cs="Arial"/>
-          <w:lang w:val="en-IN"/>
-        </w:rPr>
-      </w:pPr>
-      <w:r>
-        <w:rPr>
-          <w:rFonts w:ascii="Arial" w:hAnsi="Arial" w:cs="Arial"/>
-          <w:lang w:val="en-IN"/>
-        </w:rPr>
-        <w:t>Faster response to external events.</w:t>
-      </w:r>
-    </w:p>
-    <w:p>
-      <w:pPr>
-        <w:numPr>
-          <w:ilvl w:val="0"/>
-          <w:numId w:val="2"/>
-        </w:numPr>
-        <w:spacing w:line="360" w:lineRule="auto"/>
-        <w:jc w:val="both"/>
-        <w:rPr>
-          <w:rFonts w:ascii="Arial" w:hAnsi="Arial" w:cs="Arial"/>
-          <w:lang w:val="en-IN"/>
-        </w:rPr>
-      </w:pPr>
-      <w:r>
-        <w:rPr>
-          <w:rFonts w:ascii="Arial" w:hAnsi="Arial" w:cs="Arial"/>
-          <w:lang w:val="en-IN"/>
-        </w:rPr>
-        <w:t>Reduced processor workload.</w:t>
-      </w:r>
-    </w:p>
-    <w:p>
-      <w:pPr>
-        <w:numPr>
-          <w:ilvl w:val="0"/>
-          <w:numId w:val="2"/>
-        </w:numPr>
-        <w:spacing w:line="360" w:lineRule="auto"/>
-        <w:jc w:val="both"/>
-        <w:rPr>
-          <w:rFonts w:ascii="Arial" w:hAnsi="Arial" w:cs="Arial"/>
-          <w:lang w:val="en-IN"/>
-        </w:rPr>
-      </w:pPr>
-      <w:r>
-        <w:rPr>
-          <w:rFonts w:ascii="Arial" w:hAnsi="Arial" w:cs="Arial"/>
-          <w:lang w:val="en-IN"/>
-        </w:rPr>
-        <w:t>Improved system efficiency.</w:t>
-      </w:r>
-    </w:p>
-    <w:p>
-      <w:pPr>
-        <w:numPr>
-          <w:ilvl w:val="0"/>
-          <w:numId w:val="2"/>
-        </w:numPr>
-        <w:spacing w:line="360" w:lineRule="auto"/>
-        <w:jc w:val="both"/>
-        <w:rPr>
-          <w:rFonts w:ascii="Arial" w:hAnsi="Arial" w:cs="Arial"/>
-          <w:lang w:val="en-IN"/>
-        </w:rPr>
-      </w:pPr>
-      <w:r>
-        <w:rPr>
-          <w:rFonts w:ascii="Arial" w:hAnsi="Arial" w:cs="Arial"/>
-          <w:lang w:val="en-IN"/>
-        </w:rPr>
-        <w:t>Lower power consumption.</w:t>
-      </w:r>
-    </w:p>
-    <w:p>
-      <w:pPr>
-        <w:numPr>
-          <w:ilvl w:val="0"/>
-          <w:numId w:val="2"/>
-        </w:numPr>
-        <w:spacing w:line="360" w:lineRule="auto"/>
-        <w:jc w:val="both"/>
-        <w:rPr>
-          <w:rFonts w:ascii="Arial" w:hAnsi="Arial" w:cs="Arial"/>
-          <w:lang w:val="en-IN"/>
-        </w:rPr>
-      </w:pPr>
-      <w:r>
-        <w:rPr>
-          <w:rFonts w:ascii="Arial" w:hAnsi="Arial" w:cs="Arial"/>
-          <w:lang w:val="en-IN"/>
-        </w:rPr>
-        <w:t>Ability to handle multiple real-time tasks.</w:t>
-      </w:r>
-    </w:p>
-    <w:p>
-      <w:pPr>
-        <w:numPr>
-          <w:ilvl w:val="0"/>
-          <w:numId w:val="2"/>
-        </w:numPr>
-        <w:spacing w:line="360" w:lineRule="auto"/>
-        <w:jc w:val="both"/>
-        <w:rPr>
-          <w:rFonts w:ascii="Arial" w:hAnsi="Arial" w:cs="Arial"/>
-          <w:lang w:val="en-IN"/>
-        </w:rPr>
-      </w:pPr>
-      <w:r>
-        <w:rPr>
-          <w:rFonts w:ascii="Arial" w:hAnsi="Arial" w:cs="Arial"/>
-          <w:lang w:val="en-IN"/>
-        </w:rPr>
-        <w:t>Increased reliability in time-critical applications.</w:t>
-      </w:r>
-    </w:p>
-    <w:p>
-      <w:pPr>
-        <w:spacing w:line="360" w:lineRule="auto"/>
-        <w:jc w:val="both"/>
-        <w:rPr>
-          <w:rFonts w:ascii="Arial" w:hAnsi="Arial" w:cs="Arial"/>
-          <w:lang w:val="en-IN"/>
-        </w:rPr>
-      </w:pPr>
-      <w:r>
-        <w:rPr>
-          <w:rFonts w:ascii="Arial" w:hAnsi="Arial" w:cs="Arial"/>
-          <w:lang w:val="en-IN"/>
-        </w:rPr>
-        <w:t>For IoT systems, interrupts are essential because devices often operate with limited processing power and energy resources while requiring rapid responses to sensor inputs or communication events.</w:t>
-      </w:r>
-    </w:p>
-    <w:p>
-      <w:pPr>
-        <w:rPr>
-          <w:rFonts w:ascii="Arial" w:hAnsi="Arial" w:cs="Arial"/>
-          <w:b/>
-          <w:bCs/>
-          <w:lang w:val="en-IN"/>
-        </w:rPr>
-      </w:pPr>
-    </w:p>
-    <w:p>
-      <w:pPr>
-        <w:rPr>
-          <w:rFonts w:ascii="Arial" w:hAnsi="Arial" w:cs="Arial"/>
-          <w:b/>
-          <w:bCs/>
-          <w:lang w:val="en-IN"/>
-        </w:rPr>
-      </w:pPr>
-    </w:p>
-    <w:p>
-      <w:pPr>
-        <w:rPr>
-          <w:rFonts w:ascii="Arial" w:hAnsi="Arial" w:cs="Arial"/>
-          <w:b/>
-          <w:bCs/>
-          <w:lang w:val="en-IN"/>
-        </w:rPr>
-      </w:pPr>
-    </w:p>
-    <w:p>
-      <w:pPr>
-        <w:rPr>
-          <w:rFonts w:ascii="Arial" w:hAnsi="Arial" w:cs="Arial"/>
-          <w:b/>
-          <w:bCs/>
-          <w:lang w:val="en-IN"/>
-        </w:rPr>
-      </w:pPr>
-    </w:p>
-    <w:p>
-      <w:pPr>
-        <w:rPr>
-          <w:rFonts w:ascii="Arial" w:hAnsi="Arial" w:cs="Arial"/>
-          <w:b/>
-          <w:bCs/>
-          <w:lang w:val="en-IN"/>
-        </w:rPr>
-      </w:pPr>
-    </w:p>
-    <w:p>
-      <w:pPr>
-        <w:rPr>
-          <w:rFonts w:ascii="Arial" w:hAnsi="Arial" w:cs="Arial"/>
-          <w:b/>
-          <w:bCs/>
-          <w:lang w:val="en-IN"/>
-        </w:rPr>
-      </w:pPr>
-    </w:p>
-    <w:p>
-      <w:pPr>
-        <w:rPr>
-          <w:rFonts w:ascii="Arial" w:hAnsi="Arial" w:cs="Arial"/>
-          <w:b/>
-          <w:bCs/>
-          <w:lang w:val="en-IN"/>
-        </w:rPr>
-      </w:pPr>
-    </w:p>
-    <w:p>
-      <w:pPr>
-        <w:rPr>
-          <w:rFonts w:ascii="Arial" w:hAnsi="Arial" w:cs="Arial"/>
-          <w:b/>
-          <w:bCs/>
-          <w:lang w:val="en-IN"/>
-        </w:rPr>
-      </w:pPr>
-    </w:p>
-    <w:p>
-      <w:pPr>
-        <w:rPr>
-          <w:rFonts w:ascii="Arial" w:hAnsi="Arial" w:cs="Arial"/>
-          <w:b/>
-          <w:bCs/>
-          <w:lang w:val="en-IN"/>
-        </w:rPr>
-      </w:pPr>
-    </w:p>
-    <w:p>
-      <w:pPr>
-        <w:rPr>
-          <w:rFonts w:ascii="Arial" w:hAnsi="Arial" w:cs="Arial"/>
-          <w:b/>
-          <w:bCs/>
-          <w:lang w:val="en-IN"/>
-        </w:rPr>
-      </w:pPr>
-    </w:p>
-    <w:p>
-      <w:pPr>
-        <w:rPr>
-          <w:rFonts w:ascii="Arial" w:hAnsi="Arial" w:cs="Arial"/>
-          <w:b/>
-          <w:bCs/>
-          <w:lang w:val="en-IN"/>
-        </w:rPr>
-      </w:pPr>
-    </w:p>
-    <w:p>
-      <w:pPr>
-        <w:rPr>
-          <w:rFonts w:ascii="Arial" w:hAnsi="Arial" w:cs="Arial"/>
-          <w:b/>
-          <w:bCs/>
-          <w:lang w:val="en-IN"/>
-        </w:rPr>
-      </w:pPr>
-    </w:p>
-    <w:p>
-      <w:pPr>
-        <w:rPr>
-          <w:rFonts w:ascii="Arial" w:hAnsi="Arial" w:cs="Arial"/>
-          <w:b/>
-          <w:bCs/>
-          <w:lang w:val="en-IN"/>
-        </w:rPr>
-      </w:pPr>
-    </w:p>
-    <w:p>
-      <w:pPr>
-        <w:rPr>
-          <w:rFonts w:ascii="Arial" w:hAnsi="Arial" w:cs="Arial"/>
-          <w:b/>
-          <w:bCs/>
-          <w:lang w:val="en-IN"/>
-        </w:rPr>
-      </w:pPr>
-      <w:r>
-        <w:rPr>
-          <w:rFonts w:ascii="Arial" w:hAnsi="Arial" w:cs="Arial"/>
-          <w:b/>
-          <w:bCs/>
-          <w:lang w:val="en-IN"/>
-        </w:rPr>
-        <w:t xml:space="preserve">Practical Example </w:t>
-      </w:r>
-      <w:r>
-        <w:rPr>
-          <w:rFonts w:ascii="Arial" w:hAnsi="Arial" w:cs="Arial"/>
-          <w:b/>
-          <w:bCs/>
-          <w:lang w:val="en-IN"/>
-        </w:rPr>
-        <w:t>1</w:t>
-      </w:r>
-      <w:r>
-        <w:rPr>
-          <w:rFonts w:ascii="Arial" w:hAnsi="Arial" w:cs="Arial"/>
-          <w:b/>
-          <w:bCs/>
-          <w:lang w:val="en-IN"/>
-        </w:rPr>
-        <w:t>: PIR Motion Sensor Interrupt (IoT Security System)</w:t>
-      </w:r>
-    </w:p>
-    <w:p>
-      <w:pPr>
-        <w:spacing w:line="360" w:lineRule="auto"/>
-        <w:jc w:val="both"/>
-        <w:rPr>
-          <w:rFonts w:ascii="Arial" w:hAnsi="Arial" w:cs="Arial"/>
-          <w:lang w:val="en-IN"/>
-        </w:rPr>
-      </w:pPr>
-      <w:r>
-        <w:rPr>
-          <w:rFonts w:ascii="Arial" w:hAnsi="Arial" w:cs="Arial"/>
-          <w:lang w:val="en-IN"/>
-        </w:rPr>
-        <w:t>This example uses a PIR (Passive Infrared) sensor to detect motion. Instead of constantly checking the sensor (polling), the microcontroller reacts instantly using a hardware interrupt.</w:t>
-      </w:r>
-    </w:p>
-    <w:p>
-      <w:pPr>
-        <w:rPr>
-          <w:rFonts w:ascii="Arial" w:hAnsi="Arial" w:cs="Arial"/>
-          <w:b/>
-          <w:bCs/>
-          <w:lang w:val="en-IN"/>
-        </w:rPr>
-      </w:pPr>
-      <w:r>
-        <w:rPr>
-          <w:rFonts w:ascii="Arial" w:hAnsi="Arial" w:cs="Arial"/>
-          <w:b/>
-          <w:bCs/>
-          <w:lang w:val="en-IN"/>
-        </w:rPr>
-        <w:t>Scenario</w:t>
-      </w:r>
-    </w:p>
-    <w:p>
-      <w:pPr>
-        <w:spacing w:line="360" w:lineRule="auto"/>
-        <w:jc w:val="both"/>
-        <w:rPr>
-          <w:rFonts w:ascii="Arial" w:hAnsi="Arial" w:cs="Arial"/>
-          <w:lang w:val="en-IN"/>
-        </w:rPr>
-      </w:pPr>
-      <w:r>
-        <w:rPr>
-          <w:rFonts w:ascii="Arial" w:hAnsi="Arial" w:cs="Arial"/>
-          <w:lang w:val="en-IN"/>
-        </w:rPr>
-        <w:t>A smart security system where:</w:t>
-      </w:r>
-    </w:p>
-    <w:p>
-      <w:pPr>
-        <w:numPr>
-          <w:ilvl w:val="0"/>
-          <w:numId w:val="5"/>
-        </w:numPr>
-        <w:spacing w:line="360" w:lineRule="auto"/>
-        <w:jc w:val="both"/>
-        <w:rPr>
-          <w:rFonts w:ascii="Arial" w:hAnsi="Arial" w:cs="Arial"/>
-          <w:lang w:val="en-IN"/>
-        </w:rPr>
-      </w:pPr>
-      <w:r>
-        <w:rPr>
-          <w:rFonts w:ascii="Arial" w:hAnsi="Arial" w:cs="Arial"/>
-          <w:lang w:val="en-IN"/>
-        </w:rPr>
-        <w:t xml:space="preserve">The system stays idle most of the time (low power mode possible) </w:t>
-      </w:r>
-    </w:p>
-    <w:p>
-      <w:pPr>
-        <w:numPr>
-          <w:ilvl w:val="0"/>
-          <w:numId w:val="5"/>
-        </w:numPr>
-        <w:spacing w:line="360" w:lineRule="auto"/>
-        <w:jc w:val="both"/>
-        <w:rPr>
-          <w:rFonts w:ascii="Arial" w:hAnsi="Arial" w:cs="Arial"/>
-          <w:lang w:val="en-IN"/>
-        </w:rPr>
-      </w:pPr>
-      <w:r>
-        <w:rPr>
-          <w:rFonts w:ascii="Arial" w:hAnsi="Arial" w:cs="Arial"/>
-          <w:lang w:val="en-IN"/>
-        </w:rPr>
-        <w:t xml:space="preserve">When motion is detected, an interrupt </w:t>
-      </w:r>
-      <w:r>
-        <w:rPr>
-          <w:rFonts w:ascii="Arial" w:hAnsi="Arial" w:cs="Arial"/>
-          <w:lang w:val="en-IN"/>
-        </w:rPr>
-        <w:t>trigger</w:t>
-      </w:r>
-      <w:r>
-        <w:rPr>
-          <w:rFonts w:ascii="Arial" w:hAnsi="Arial" w:cs="Arial"/>
-          <w:lang w:val="en-IN"/>
-        </w:rPr>
-        <w:t xml:space="preserve"> </w:t>
-      </w:r>
-    </w:p>
-    <w:p>
-      <w:pPr>
-        <w:numPr>
-          <w:ilvl w:val="0"/>
-          <w:numId w:val="5"/>
-        </w:numPr>
-        <w:spacing w:line="360" w:lineRule="auto"/>
-        <w:jc w:val="both"/>
-        <w:rPr>
-          <w:rFonts w:ascii="Arial" w:hAnsi="Arial" w:cs="Arial"/>
-          <w:lang w:val="en-IN"/>
-        </w:rPr>
-      </w:pPr>
-      <w:r>
-        <w:rPr>
-          <w:rFonts w:ascii="Arial" w:hAnsi="Arial" w:cs="Arial"/>
-          <w:lang w:val="en-IN"/>
-        </w:rPr>
-        <w:t xml:space="preserve">The system activates an alarm or sends a signal </w:t>
-      </w:r>
-    </w:p>
-    <w:p>
-      <w:pPr>
-        <w:rPr>
-          <w:rFonts w:ascii="Arial" w:hAnsi="Arial" w:cs="Arial"/>
-          <w:b/>
-          <w:bCs/>
-          <w:lang w:val="en-IN"/>
-        </w:rPr>
-      </w:pPr>
-      <w:r>
-        <w:rPr>
-          <w:rFonts w:ascii="Arial" w:hAnsi="Arial" w:cs="Arial"/>
-          <w:b/>
-          <w:bCs/>
-          <w:lang w:val="en-IN"/>
-        </w:rPr>
-        <w:pict w14:anchorId="6FC47821">
-          <v:rect id="_x0000_i1341" style="width:0;height:1.5pt" o:hralign="center" o:hrstd="t" o:hr="t" fillcolor="#a0a0a0" stroked="f"/>
-        </w:pict>
-      </w:r>
-    </w:p>
-    <w:p>
-      <w:pPr>
-        <w:rPr>
-          <w:rFonts w:ascii="Arial" w:hAnsi="Arial" w:cs="Arial"/>
-          <w:b/>
-          <w:bCs/>
-          <w:lang w:val="en-IN"/>
-        </w:rPr>
-      </w:pPr>
-      <w:r>
-        <w:rPr>
-          <w:rFonts w:ascii="Arial" w:hAnsi="Arial" w:cs="Arial"/>
-          <w:b/>
-          <w:bCs/>
-          <w:lang w:val="en-IN"/>
-        </w:rPr>
-        <w:t>Arduino Code Example</w:t>
-      </w:r>
-    </w:p>
-    <w:p>
-      <w:pPr>
-        <w:rPr>
-          <w:rFonts w:ascii="Arial" w:hAnsi="Arial" w:cs="Arial"/>
-          <w:b/>
-          <w:bCs/>
-          <w:lang w:val="en-IN"/>
-        </w:rPr>
-      </w:pPr>
-      <w:proofErr w:type="spellStart"/>
-      <w:r>
-        <w:rPr>
-          <w:rFonts w:ascii="Arial" w:hAnsi="Arial" w:cs="Arial"/>
-          <w:lang w:val="en-IN"/>
-        </w:rPr>
-        <w:t>const</w:t>
-      </w:r>
-      <w:proofErr w:type="spellEnd"/>
-      <w:r>
-        <w:rPr>
-          <w:rFonts w:ascii="Arial" w:hAnsi="Arial" w:cs="Arial"/>
-          <w:lang w:val="en-IN"/>
-        </w:rPr>
-        <w:t xml:space="preserve"> int </w:t>
-      </w:r>
-      <w:proofErr w:type="spellStart"/>
-      <w:r>
-        <w:rPr>
-          <w:rFonts w:ascii="Arial" w:hAnsi="Arial" w:cs="Arial"/>
-          <w:lang w:val="en-IN"/>
-        </w:rPr>
-        <w:t>pirPin</w:t>
-      </w:r>
-      <w:proofErr w:type="spellEnd"/>
-      <w:r>
-        <w:rPr>
-          <w:rFonts w:ascii="Arial" w:hAnsi="Arial" w:cs="Arial"/>
-          <w:lang w:val="en-IN"/>
-        </w:rPr>
-        <w:t xml:space="preserve"> = </w:t>
-      </w:r>
-      <w:proofErr w:type="gramStart"/>
-      <w:r>
-        <w:rPr>
-          <w:rFonts w:ascii="Arial" w:hAnsi="Arial" w:cs="Arial"/>
-          <w:lang w:val="en-IN"/>
-        </w:rPr>
-        <w:t>2;</w:t>
-      </w:r>
-      <w:r>
-        <w:rPr>
-          <w:rFonts w:ascii="Arial" w:hAnsi="Arial" w:cs="Arial"/>
-          <w:b/>
-          <w:bCs/>
-          <w:lang w:val="en-IN"/>
-        </w:rPr>
-        <w:t xml:space="preserve">   </w:t>
-      </w:r>
-      <w:proofErr w:type="gramEnd"/>
-      <w:r>
-        <w:rPr>
-          <w:rFonts w:ascii="Arial" w:hAnsi="Arial" w:cs="Arial"/>
-          <w:b/>
-          <w:bCs/>
-          <w:lang w:val="en-IN"/>
-        </w:rPr>
-        <w:t xml:space="preserve">     // Interrupt-capable pin</w:t>
-      </w:r>
-      <w:r>
-        <w:rPr>
-          <w:rFonts w:ascii="Arial" w:hAnsi="Arial" w:cs="Arial"/>
-          <w:b/>
-          <w:bCs/>
-          <w:lang w:val="en-IN"/>
-        </w:rPr>
-        <w:br/>
-      </w:r>
-      <w:proofErr w:type="spellStart"/>
-      <w:r>
-        <w:rPr>
-          <w:rFonts w:ascii="Arial" w:hAnsi="Arial" w:cs="Arial"/>
-          <w:lang w:val="en-IN"/>
-        </w:rPr>
-        <w:t>const</w:t>
-      </w:r>
-      <w:proofErr w:type="spellEnd"/>
-      <w:r>
-        <w:rPr>
-          <w:rFonts w:ascii="Arial" w:hAnsi="Arial" w:cs="Arial"/>
-          <w:lang w:val="en-IN"/>
-        </w:rPr>
-        <w:t xml:space="preserve"> int </w:t>
-      </w:r>
-      <w:proofErr w:type="spellStart"/>
-      <w:r>
-        <w:rPr>
-          <w:rFonts w:ascii="Arial" w:hAnsi="Arial" w:cs="Arial"/>
-          <w:lang w:val="en-IN"/>
-        </w:rPr>
-        <w:t>buzzerPin</w:t>
-      </w:r>
-      <w:proofErr w:type="spellEnd"/>
-      <w:r>
-        <w:rPr>
-          <w:rFonts w:ascii="Arial" w:hAnsi="Arial" w:cs="Arial"/>
-          <w:lang w:val="en-IN"/>
-        </w:rPr>
-        <w:t xml:space="preserve"> = </w:t>
-      </w:r>
-      <w:proofErr w:type="gramStart"/>
-      <w:r>
-        <w:rPr>
-          <w:rFonts w:ascii="Arial" w:hAnsi="Arial" w:cs="Arial"/>
-          <w:lang w:val="en-IN"/>
-        </w:rPr>
-        <w:t>9;</w:t>
-      </w:r>
-      <w:r>
-        <w:rPr>
-          <w:rFonts w:ascii="Arial" w:hAnsi="Arial" w:cs="Arial"/>
-          <w:b/>
-          <w:bCs/>
-          <w:lang w:val="en-IN"/>
-        </w:rPr>
-        <w:t xml:space="preserve">   </w:t>
-      </w:r>
-      <w:proofErr w:type="gramEnd"/>
-      <w:r>
-        <w:rPr>
-          <w:rFonts w:ascii="Arial" w:hAnsi="Arial" w:cs="Arial"/>
-          <w:b/>
-          <w:bCs/>
-          <w:lang w:val="en-IN"/>
-        </w:rPr>
-        <w:t xml:space="preserve">  // Output device (alarm/buzzer)</w:t>
-      </w:r>
-      <w:r>
-        <w:rPr>
-          <w:rFonts w:ascii="Arial" w:hAnsi="Arial" w:cs="Arial"/>
-          <w:b/>
-          <w:bCs/>
-          <w:lang w:val="en-IN"/>
-        </w:rPr>
-        <w:br/>
-      </w:r>
-      <w:r>
-        <w:rPr>
-          <w:rFonts w:ascii="Arial" w:hAnsi="Arial" w:cs="Arial"/>
-          <w:b/>
-          <w:bCs/>
-          <w:lang w:val="en-IN"/>
-        </w:rPr>
-        <w:br/>
-      </w:r>
-      <w:r>
-        <w:rPr>
-          <w:rFonts w:ascii="Arial" w:hAnsi="Arial" w:cs="Arial"/>
-          <w:lang w:val="en-IN"/>
-        </w:rPr>
-        <w:t xml:space="preserve">volatile bool </w:t>
-      </w:r>
-      <w:proofErr w:type="spellStart"/>
-      <w:r>
-        <w:rPr>
-          <w:rFonts w:ascii="Arial" w:hAnsi="Arial" w:cs="Arial"/>
-          <w:lang w:val="en-IN"/>
-        </w:rPr>
-        <w:t>motionDetected</w:t>
-      </w:r>
-      <w:proofErr w:type="spellEnd"/>
-      <w:r>
-        <w:rPr>
-          <w:rFonts w:ascii="Arial" w:hAnsi="Arial" w:cs="Arial"/>
-          <w:lang w:val="en-IN"/>
-        </w:rPr>
-        <w:t xml:space="preserve"> = false;</w:t>
-      </w:r>
-      <w:r>
-        <w:rPr>
-          <w:rFonts w:ascii="Arial" w:hAnsi="Arial" w:cs="Arial"/>
-          <w:lang w:val="en-IN"/>
-        </w:rPr>
-        <w:br/>
-      </w:r>
-      <w:r>
-        <w:rPr>
-          <w:rFonts w:ascii="Arial" w:hAnsi="Arial" w:cs="Arial"/>
-          <w:lang w:val="en-IN"/>
-        </w:rPr>
-        <w:br/>
-        <w:t xml:space="preserve">void </w:t>
-      </w:r>
-      <w:proofErr w:type="gramStart"/>
-      <w:r>
-        <w:rPr>
-          <w:rFonts w:ascii="Arial" w:hAnsi="Arial" w:cs="Arial"/>
-          <w:lang w:val="en-IN"/>
-        </w:rPr>
-        <w:t>setup(</w:t>
-      </w:r>
-      <w:proofErr w:type="gramEnd"/>
-      <w:r>
-        <w:rPr>
-          <w:rFonts w:ascii="Arial" w:hAnsi="Arial" w:cs="Arial"/>
-          <w:lang w:val="en-IN"/>
-        </w:rPr>
-        <w:t>) {</w:t>
-      </w:r>
-      <w:r>
-        <w:rPr>
-          <w:rFonts w:ascii="Arial" w:hAnsi="Arial" w:cs="Arial"/>
-          <w:lang w:val="en-IN"/>
-        </w:rPr>
-        <w:br/>
-        <w:t xml:space="preserve">    </w:t>
-      </w:r>
-      <w:proofErr w:type="spellStart"/>
-      <w:proofErr w:type="gramStart"/>
-      <w:r>
-        <w:rPr>
-          <w:rFonts w:ascii="Arial" w:hAnsi="Arial" w:cs="Arial"/>
-          <w:lang w:val="en-IN"/>
-        </w:rPr>
-        <w:t>pinMode</w:t>
-      </w:r>
-      <w:proofErr w:type="spellEnd"/>
-      <w:r>
-        <w:rPr>
-          <w:rFonts w:ascii="Arial" w:hAnsi="Arial" w:cs="Arial"/>
-          <w:lang w:val="en-IN"/>
-        </w:rPr>
-        <w:t>(</w:t>
-      </w:r>
-      <w:proofErr w:type="spellStart"/>
-      <w:proofErr w:type="gramEnd"/>
-      <w:r>
-        <w:rPr>
-          <w:rFonts w:ascii="Arial" w:hAnsi="Arial" w:cs="Arial"/>
-          <w:lang w:val="en-IN"/>
-        </w:rPr>
-        <w:t>pirPin</w:t>
-      </w:r>
-      <w:proofErr w:type="spellEnd"/>
-      <w:r>
-        <w:rPr>
-          <w:rFonts w:ascii="Arial" w:hAnsi="Arial" w:cs="Arial"/>
-          <w:lang w:val="en-IN"/>
-        </w:rPr>
-        <w:t>, INPUT);</w:t>
-      </w:r>
-      <w:r>
-        <w:rPr>
-          <w:rFonts w:ascii="Arial" w:hAnsi="Arial" w:cs="Arial"/>
-          <w:lang w:val="en-IN"/>
-        </w:rPr>
-        <w:br/>
-        <w:t xml:space="preserve">    </w:t>
-      </w:r>
-      <w:proofErr w:type="spellStart"/>
-      <w:proofErr w:type="gramStart"/>
-      <w:r>
-        <w:rPr>
-          <w:rFonts w:ascii="Arial" w:hAnsi="Arial" w:cs="Arial"/>
-          <w:lang w:val="en-IN"/>
-        </w:rPr>
-        <w:t>pinMode</w:t>
-      </w:r>
-      <w:proofErr w:type="spellEnd"/>
-      <w:r>
-        <w:rPr>
-          <w:rFonts w:ascii="Arial" w:hAnsi="Arial" w:cs="Arial"/>
-          <w:lang w:val="en-IN"/>
-        </w:rPr>
-        <w:t>(</w:t>
-      </w:r>
-      <w:proofErr w:type="spellStart"/>
-      <w:proofErr w:type="gramEnd"/>
-      <w:r>
-        <w:rPr>
-          <w:rFonts w:ascii="Arial" w:hAnsi="Arial" w:cs="Arial"/>
-          <w:lang w:val="en-IN"/>
-        </w:rPr>
-        <w:t>buzzerPin</w:t>
-      </w:r>
-      <w:proofErr w:type="spellEnd"/>
-      <w:r>
-        <w:rPr>
-          <w:rFonts w:ascii="Arial" w:hAnsi="Arial" w:cs="Arial"/>
-          <w:lang w:val="en-IN"/>
-        </w:rPr>
-        <w:t>, OUTPUT);</w:t>
-      </w:r>
-      <w:r>
-        <w:rPr>
-          <w:rFonts w:ascii="Arial" w:hAnsi="Arial" w:cs="Arial"/>
-          <w:lang w:val="en-IN"/>
-        </w:rPr>
-        <w:br/>
-      </w:r>
-      <w:r>
-        <w:rPr>
-          <w:rFonts w:ascii="Arial" w:hAnsi="Arial" w:cs="Arial"/>
-          <w:lang w:val="en-IN"/>
-        </w:rPr>
-        <w:br/>
-        <w:t xml:space="preserve">    </w:t>
-      </w:r>
-      <w:proofErr w:type="spellStart"/>
-      <w:r>
-        <w:rPr>
-          <w:rFonts w:ascii="Arial" w:hAnsi="Arial" w:cs="Arial"/>
-          <w:lang w:val="en-IN"/>
-        </w:rPr>
-        <w:t>Serial.begin</w:t>
-      </w:r>
-      <w:proofErr w:type="spellEnd"/>
-      <w:r>
-        <w:rPr>
-          <w:rFonts w:ascii="Arial" w:hAnsi="Arial" w:cs="Arial"/>
-          <w:lang w:val="en-IN"/>
-        </w:rPr>
-        <w:t>(9600);</w:t>
-      </w:r>
-      <w:r>
-        <w:rPr>
-          <w:rFonts w:ascii="Arial" w:hAnsi="Arial" w:cs="Arial"/>
-          <w:lang w:val="en-IN"/>
-        </w:rPr>
-        <w:br/>
-      </w:r>
-      <w:r>
-        <w:rPr>
-          <w:rFonts w:ascii="Arial" w:hAnsi="Arial" w:cs="Arial"/>
-          <w:lang w:val="en-IN"/>
-        </w:rPr>
-        <w:br/>
-        <w:t xml:space="preserve">    // Trigger interrupt on rising signal (motion detected)</w:t>
-      </w:r>
-      <w:r>
-        <w:rPr>
-          <w:rFonts w:ascii="Arial" w:hAnsi="Arial" w:cs="Arial"/>
-          <w:lang w:val="en-IN"/>
-        </w:rPr>
-        <w:br/>
-        <w:t xml:space="preserve">    </w:t>
-      </w:r>
-      <w:proofErr w:type="spellStart"/>
-      <w:r>
-        <w:rPr>
-          <w:rFonts w:ascii="Arial" w:hAnsi="Arial" w:cs="Arial"/>
-          <w:lang w:val="en-IN"/>
-        </w:rPr>
-        <w:t>attachInterrupt</w:t>
-      </w:r>
-      <w:proofErr w:type="spellEnd"/>
-      <w:r>
-        <w:rPr>
-          <w:rFonts w:ascii="Arial" w:hAnsi="Arial" w:cs="Arial"/>
-          <w:lang w:val="en-IN"/>
-        </w:rPr>
-        <w:t>(</w:t>
-      </w:r>
-      <w:proofErr w:type="spellStart"/>
-      <w:r>
-        <w:rPr>
-          <w:rFonts w:ascii="Arial" w:hAnsi="Arial" w:cs="Arial"/>
-          <w:lang w:val="en-IN"/>
-        </w:rPr>
-        <w:t>digitalPinToInterrupt</w:t>
-      </w:r>
-      <w:proofErr w:type="spellEnd"/>
-      <w:r>
-        <w:rPr>
-          <w:rFonts w:ascii="Arial" w:hAnsi="Arial" w:cs="Arial"/>
-          <w:lang w:val="en-IN"/>
-        </w:rPr>
-        <w:t>(</w:t>
-      </w:r>
-      <w:proofErr w:type="spellStart"/>
-      <w:r>
-        <w:rPr>
-          <w:rFonts w:ascii="Arial" w:hAnsi="Arial" w:cs="Arial"/>
-          <w:lang w:val="en-IN"/>
-        </w:rPr>
-        <w:t>pirPin</w:t>
-      </w:r>
-      <w:proofErr w:type="spellEnd"/>
-      <w:r>
-        <w:rPr>
-          <w:rFonts w:ascii="Arial" w:hAnsi="Arial" w:cs="Arial"/>
-          <w:lang w:val="en-IN"/>
-        </w:rPr>
-        <w:t xml:space="preserve">), </w:t>
-      </w:r>
-      <w:proofErr w:type="spellStart"/>
-      <w:r>
-        <w:rPr>
-          <w:rFonts w:ascii="Arial" w:hAnsi="Arial" w:cs="Arial"/>
-          <w:lang w:val="en-IN"/>
-        </w:rPr>
-        <w:t>motionISR</w:t>
-      </w:r>
-      <w:proofErr w:type="spellEnd"/>
-      <w:r>
-        <w:rPr>
-          <w:rFonts w:ascii="Arial" w:hAnsi="Arial" w:cs="Arial"/>
-          <w:lang w:val="en-IN"/>
-        </w:rPr>
-        <w:t>, RISING);</w:t>
-      </w:r>
-      <w:r>
-        <w:rPr>
-          <w:rFonts w:ascii="Arial" w:hAnsi="Arial" w:cs="Arial"/>
-          <w:lang w:val="en-IN"/>
-        </w:rPr>
-        <w:br/>
-        <w:t>}</w:t>
-      </w:r>
-      <w:r>
-        <w:rPr>
-          <w:rFonts w:ascii="Arial" w:hAnsi="Arial" w:cs="Arial"/>
-          <w:lang w:val="en-IN"/>
-        </w:rPr>
-        <w:br/>
-      </w:r>
-      <w:r>
-        <w:rPr>
-          <w:rFonts w:ascii="Arial" w:hAnsi="Arial" w:cs="Arial"/>
-          <w:lang w:val="en-IN"/>
-        </w:rPr>
-        <w:br/>
-        <w:t xml:space="preserve">void </w:t>
-      </w:r>
-      <w:proofErr w:type="gramStart"/>
-      <w:r>
-        <w:rPr>
-          <w:rFonts w:ascii="Arial" w:hAnsi="Arial" w:cs="Arial"/>
-          <w:lang w:val="en-IN"/>
-        </w:rPr>
-        <w:t>loop(</w:t>
-      </w:r>
-      <w:proofErr w:type="gramEnd"/>
-      <w:r>
-        <w:rPr>
-          <w:rFonts w:ascii="Arial" w:hAnsi="Arial" w:cs="Arial"/>
-          <w:lang w:val="en-IN"/>
-        </w:rPr>
-        <w:t>) {</w:t>
-      </w:r>
-      <w:r>
-        <w:rPr>
-          <w:rFonts w:ascii="Arial" w:hAnsi="Arial" w:cs="Arial"/>
-          <w:lang w:val="en-IN"/>
-        </w:rPr>
-        <w:br/>
-        <w:t xml:space="preserve">    if (</w:t>
-      </w:r>
-      <w:proofErr w:type="spellStart"/>
-      <w:r>
-        <w:rPr>
-          <w:rFonts w:ascii="Arial" w:hAnsi="Arial" w:cs="Arial"/>
-          <w:lang w:val="en-IN"/>
-        </w:rPr>
-        <w:t>motionDetected</w:t>
-      </w:r>
-      <w:proofErr w:type="spellEnd"/>
-      <w:r>
-        <w:rPr>
-          <w:rFonts w:ascii="Arial" w:hAnsi="Arial" w:cs="Arial"/>
-          <w:lang w:val="en-IN"/>
-        </w:rPr>
-        <w:t>) {</w:t>
-      </w:r>
-      <w:r>
-        <w:rPr>
-          <w:rFonts w:ascii="Arial" w:hAnsi="Arial" w:cs="Arial"/>
-          <w:lang w:val="en-IN"/>
-        </w:rPr>
-        <w:br/>
-        <w:t xml:space="preserve">        </w:t>
-      </w:r>
-      <w:proofErr w:type="spellStart"/>
-      <w:r>
-        <w:rPr>
-          <w:rFonts w:ascii="Arial" w:hAnsi="Arial" w:cs="Arial"/>
-          <w:lang w:val="en-IN"/>
-        </w:rPr>
-        <w:t>Serial.println</w:t>
-      </w:r>
-      <w:proofErr w:type="spellEnd"/>
-      <w:r>
-        <w:rPr>
-          <w:rFonts w:ascii="Arial" w:hAnsi="Arial" w:cs="Arial"/>
-          <w:lang w:val="en-IN"/>
-        </w:rPr>
-        <w:t>("Motion detected! Alarm ON");</w:t>
-      </w:r>
-      <w:r>
-        <w:rPr>
-          <w:rFonts w:ascii="Arial" w:hAnsi="Arial" w:cs="Arial"/>
-          <w:lang w:val="en-IN"/>
-        </w:rPr>
-        <w:br/>
-      </w:r>
-      <w:r>
-        <w:rPr>
-          <w:rFonts w:ascii="Arial" w:hAnsi="Arial" w:cs="Arial"/>
-          <w:lang w:val="en-IN"/>
-        </w:rPr>
-        <w:br/>
-        <w:t xml:space="preserve">        </w:t>
-      </w:r>
-      <w:proofErr w:type="spellStart"/>
-      <w:proofErr w:type="gramStart"/>
-      <w:r>
-        <w:rPr>
-          <w:rFonts w:ascii="Arial" w:hAnsi="Arial" w:cs="Arial"/>
-          <w:lang w:val="en-IN"/>
-        </w:rPr>
-        <w:t>digitalWrite</w:t>
-      </w:r>
-      <w:proofErr w:type="spellEnd"/>
-      <w:r>
-        <w:rPr>
-          <w:rFonts w:ascii="Arial" w:hAnsi="Arial" w:cs="Arial"/>
-          <w:lang w:val="en-IN"/>
-        </w:rPr>
-        <w:t>(</w:t>
-      </w:r>
-      <w:proofErr w:type="spellStart"/>
-      <w:proofErr w:type="gramEnd"/>
-      <w:r>
-        <w:rPr>
-          <w:rFonts w:ascii="Arial" w:hAnsi="Arial" w:cs="Arial"/>
-          <w:lang w:val="en-IN"/>
-        </w:rPr>
-        <w:t>buzzerPin</w:t>
-      </w:r>
-      <w:proofErr w:type="spellEnd"/>
-      <w:r>
-        <w:rPr>
-          <w:rFonts w:ascii="Arial" w:hAnsi="Arial" w:cs="Arial"/>
-          <w:lang w:val="en-IN"/>
-        </w:rPr>
-        <w:t>, HIGH);</w:t>
-      </w:r>
-      <w:r>
-        <w:rPr>
-          <w:rFonts w:ascii="Arial" w:hAnsi="Arial" w:cs="Arial"/>
-          <w:lang w:val="en-IN"/>
-        </w:rPr>
-        <w:br/>
-        <w:t xml:space="preserve">        </w:t>
-      </w:r>
-      <w:proofErr w:type="gramStart"/>
-      <w:r>
-        <w:rPr>
-          <w:rFonts w:ascii="Arial" w:hAnsi="Arial" w:cs="Arial"/>
-          <w:lang w:val="en-IN"/>
-        </w:rPr>
-        <w:t>delay(</w:t>
-      </w:r>
-      <w:proofErr w:type="gramEnd"/>
-      <w:r>
-        <w:rPr>
-          <w:rFonts w:ascii="Arial" w:hAnsi="Arial" w:cs="Arial"/>
-          <w:lang w:val="en-IN"/>
-        </w:rPr>
-        <w:t>2000</w:t>
-      </w:r>
-      <w:proofErr w:type="gramStart"/>
-      <w:r>
-        <w:rPr>
-          <w:rFonts w:ascii="Arial" w:hAnsi="Arial" w:cs="Arial"/>
-          <w:lang w:val="en-IN"/>
-        </w:rPr>
-        <w:t xml:space="preserve">);   </w:t>
-      </w:r>
-      <w:proofErr w:type="gramEnd"/>
-      <w:r>
-        <w:rPr>
-          <w:rFonts w:ascii="Arial" w:hAnsi="Arial" w:cs="Arial"/>
-          <w:lang w:val="en-IN"/>
-        </w:rPr>
-        <w:t xml:space="preserve">            // Alarm duration</w:t>
-      </w:r>
-      <w:r>
-        <w:rPr>
-          <w:rFonts w:ascii="Arial" w:hAnsi="Arial" w:cs="Arial"/>
-          <w:lang w:val="en-IN"/>
-        </w:rPr>
-        <w:br/>
-        <w:t xml:space="preserve">        </w:t>
-      </w:r>
-      <w:proofErr w:type="spellStart"/>
-      <w:proofErr w:type="gramStart"/>
-      <w:r>
-        <w:rPr>
-          <w:rFonts w:ascii="Arial" w:hAnsi="Arial" w:cs="Arial"/>
-          <w:lang w:val="en-IN"/>
-        </w:rPr>
-        <w:t>digitalWrite</w:t>
-      </w:r>
-      <w:proofErr w:type="spellEnd"/>
-      <w:r>
-        <w:rPr>
-          <w:rFonts w:ascii="Arial" w:hAnsi="Arial" w:cs="Arial"/>
-          <w:lang w:val="en-IN"/>
-        </w:rPr>
-        <w:t>(</w:t>
-      </w:r>
-      <w:proofErr w:type="spellStart"/>
-      <w:proofErr w:type="gramEnd"/>
-      <w:r>
-        <w:rPr>
-          <w:rFonts w:ascii="Arial" w:hAnsi="Arial" w:cs="Arial"/>
-          <w:lang w:val="en-IN"/>
-        </w:rPr>
-        <w:t>buzzerPin</w:t>
-      </w:r>
-      <w:proofErr w:type="spellEnd"/>
-      <w:r>
-        <w:rPr>
-          <w:rFonts w:ascii="Arial" w:hAnsi="Arial" w:cs="Arial"/>
-          <w:lang w:val="en-IN"/>
-        </w:rPr>
-        <w:t>, LOW);</w:t>
-      </w:r>
-      <w:r>
-        <w:rPr>
-          <w:rFonts w:ascii="Arial" w:hAnsi="Arial" w:cs="Arial"/>
-          <w:b/>
-          <w:bCs/>
-          <w:lang w:val="en-IN"/>
-        </w:rPr>
-        <w:br/>
-      </w:r>
-      <w:r>
-        <w:rPr>
-          <w:rFonts w:ascii="Arial" w:hAnsi="Arial" w:cs="Arial"/>
-          <w:b/>
-          <w:bCs/>
-          <w:lang w:val="en-IN"/>
-        </w:rPr>
-        <w:br/>
-        <w:t xml:space="preserve">        </w:t>
-      </w:r>
-      <w:proofErr w:type="spellStart"/>
-      <w:r>
-        <w:rPr>
-          <w:rFonts w:ascii="Arial" w:hAnsi="Arial" w:cs="Arial"/>
-          <w:lang w:val="en-IN"/>
-        </w:rPr>
-        <w:t>motionDetected</w:t>
-      </w:r>
-      <w:proofErr w:type="spellEnd"/>
-      <w:r>
-        <w:rPr>
-          <w:rFonts w:ascii="Arial" w:hAnsi="Arial" w:cs="Arial"/>
-          <w:lang w:val="en-IN"/>
-        </w:rPr>
-        <w:t xml:space="preserve"> = </w:t>
-      </w:r>
-      <w:proofErr w:type="gramStart"/>
-      <w:r>
-        <w:rPr>
-          <w:rFonts w:ascii="Arial" w:hAnsi="Arial" w:cs="Arial"/>
-          <w:lang w:val="en-IN"/>
-        </w:rPr>
-        <w:t xml:space="preserve">false;   </w:t>
-      </w:r>
-      <w:proofErr w:type="gramEnd"/>
-      <w:r>
-        <w:rPr>
-          <w:rFonts w:ascii="Arial" w:hAnsi="Arial" w:cs="Arial"/>
-          <w:lang w:val="en-IN"/>
-        </w:rPr>
-        <w:t xml:space="preserve"> //</w:t>
-      </w:r>
-      <w:r>
-        <w:rPr>
-          <w:rFonts w:ascii="Arial" w:hAnsi="Arial" w:cs="Arial"/>
-          <w:b/>
-          <w:bCs/>
-          <w:lang w:val="en-IN"/>
-        </w:rPr>
-        <w:t xml:space="preserve"> Reset flag</w:t>
-      </w:r>
-      <w:r>
-        <w:rPr>
-          <w:rFonts w:ascii="Arial" w:hAnsi="Arial" w:cs="Arial"/>
-          <w:b/>
-          <w:bCs/>
-          <w:lang w:val="en-IN"/>
-        </w:rPr>
-        <w:br/>
-      </w:r>
-      <w:r>
-        <w:rPr>
-          <w:rFonts w:ascii="Arial" w:hAnsi="Arial" w:cs="Arial"/>
-          <w:lang w:val="en-IN"/>
-        </w:rPr>
-        <w:t xml:space="preserve">  </w:t>
-      </w:r>
-      <w:proofErr w:type="gramStart"/>
-      <w:r>
-        <w:rPr>
-          <w:rFonts w:ascii="Arial" w:hAnsi="Arial" w:cs="Arial"/>
-          <w:lang w:val="en-IN"/>
-        </w:rPr>
-        <w:t xml:space="preserve">  }</w:t>
-      </w:r>
-      <w:proofErr w:type="gramEnd"/>
-      <w:r>
-        <w:rPr>
-          <w:rFonts w:ascii="Arial" w:hAnsi="Arial" w:cs="Arial"/>
-          <w:lang w:val="en-IN"/>
-        </w:rPr>
-        <w:br/>
-      </w:r>
-      <w:r>
-        <w:rPr>
-          <w:rFonts w:ascii="Arial" w:hAnsi="Arial" w:cs="Arial"/>
-          <w:lang w:val="en-IN"/>
-        </w:rPr>
-        <w:br/>
-      </w:r>
-      <w:r>
-        <w:rPr>
-          <w:rFonts w:ascii="Arial" w:hAnsi="Arial" w:cs="Arial"/>
-          <w:b/>
-          <w:bCs/>
-          <w:lang w:val="en-IN"/>
-        </w:rPr>
-        <w:t xml:space="preserve">    // Main system can do other IoT tasks here</w:t>
-      </w:r>
-      <w:r>
-        <w:rPr>
-          <w:rFonts w:ascii="Arial" w:hAnsi="Arial" w:cs="Arial"/>
-          <w:b/>
-          <w:bCs/>
-          <w:lang w:val="en-IN"/>
-        </w:rPr>
-        <w:br/>
-      </w:r>
-      <w:r>
-        <w:rPr>
-          <w:rFonts w:ascii="Arial" w:hAnsi="Arial" w:cs="Arial"/>
-          <w:lang w:val="en-IN"/>
-        </w:rPr>
-        <w:t>}</w:t>
-      </w:r>
-      <w:r>
-        <w:rPr>
-          <w:rFonts w:ascii="Arial" w:hAnsi="Arial" w:cs="Arial"/>
-          <w:b/>
-          <w:bCs/>
-          <w:lang w:val="en-IN"/>
-        </w:rPr>
-        <w:br/>
-      </w:r>
-      <w:r>
-        <w:rPr>
-          <w:rFonts w:ascii="Arial" w:hAnsi="Arial" w:cs="Arial"/>
-          <w:lang w:val="en-IN"/>
-        </w:rPr>
-        <w:t xml:space="preserve">void </w:t>
-      </w:r>
-      <w:proofErr w:type="spellStart"/>
-      <w:proofErr w:type="gramStart"/>
-      <w:r>
-        <w:rPr>
-          <w:rFonts w:ascii="Arial" w:hAnsi="Arial" w:cs="Arial"/>
-          <w:lang w:val="en-IN"/>
-        </w:rPr>
-        <w:t>motionISR</w:t>
-      </w:r>
-      <w:proofErr w:type="spellEnd"/>
-      <w:r>
-        <w:rPr>
-          <w:rFonts w:ascii="Arial" w:hAnsi="Arial" w:cs="Arial"/>
-          <w:lang w:val="en-IN"/>
-        </w:rPr>
-        <w:t>(</w:t>
-      </w:r>
-      <w:proofErr w:type="gramEnd"/>
-      <w:r>
-        <w:rPr>
-          <w:rFonts w:ascii="Arial" w:hAnsi="Arial" w:cs="Arial"/>
-          <w:lang w:val="en-IN"/>
-        </w:rPr>
-        <w:t>) {</w:t>
-      </w:r>
-      <w:r>
-        <w:rPr>
-          <w:rFonts w:ascii="Arial" w:hAnsi="Arial" w:cs="Arial"/>
-          <w:b/>
-          <w:bCs/>
-          <w:lang w:val="en-IN"/>
-        </w:rPr>
-        <w:t xml:space="preserve">  </w:t>
-      </w:r>
-    </w:p>
-    <w:p>
-      <w:pPr>
-        <w:rPr>
-          <w:rFonts w:ascii="Arial" w:hAnsi="Arial" w:cs="Arial"/>
-          <w:lang w:val="en-IN"/>
-        </w:rPr>
-      </w:pPr>
-      <w:r>
-        <w:rPr>
-          <w:rFonts w:ascii="Arial" w:hAnsi="Arial" w:cs="Arial"/>
-          <w:b/>
-          <w:bCs/>
-          <w:lang w:val="en-IN"/>
-        </w:rPr>
-        <w:t xml:space="preserve">  </w:t>
-      </w:r>
-      <w:proofErr w:type="spellStart"/>
-      <w:r>
-        <w:rPr>
-          <w:rFonts w:ascii="Arial" w:hAnsi="Arial" w:cs="Arial"/>
-          <w:lang w:val="en-IN"/>
-        </w:rPr>
-        <w:t>motionDetected</w:t>
-      </w:r>
-      <w:proofErr w:type="spellEnd"/>
-      <w:r>
-        <w:rPr>
-          <w:rFonts w:ascii="Arial" w:hAnsi="Arial" w:cs="Arial"/>
-          <w:lang w:val="en-IN"/>
-        </w:rPr>
-        <w:t xml:space="preserve"> = true;</w:t>
-      </w:r>
-      <w:r>
-        <w:rPr>
-          <w:rFonts w:ascii="Arial" w:hAnsi="Arial" w:cs="Arial"/>
-          <w:lang w:val="en-IN"/>
-        </w:rPr>
-        <w:br/>
-        <w:t>}</w:t>
-      </w:r>
-    </w:p>
-    <w:p>
-      <w:pPr>
-        <w:rPr>
-          <w:rFonts w:ascii="Arial" w:hAnsi="Arial" w:cs="Arial"/>
-          <w:b/>
-          <w:bCs/>
-          <w:lang w:val="en-IN"/>
-        </w:rPr>
-      </w:pPr>
-      <w:r>
-        <w:rPr>
-          <w:rFonts w:ascii="Arial" w:hAnsi="Arial" w:cs="Arial"/>
-          <w:b/>
-          <w:bCs/>
-          <w:lang w:val="en-IN"/>
-        </w:rPr>
-        <w:lastRenderedPageBreak/>
-        <w:pict w14:anchorId="5F41847F">
-          <v:rect id="_x0000_i1342" style="width:0;height:1.5pt" o:hralign="center" o:hrstd="t" o:hr="t" fillcolor="#a0a0a0" stroked="f"/>
-        </w:pict>
-      </w:r>
-    </w:p>
-    <w:p>
-      <w:pPr>
-        <w:rPr>
-          <w:rFonts w:ascii="Arial" w:hAnsi="Arial" w:cs="Arial"/>
-          <w:b/>
-          <w:bCs/>
-          <w:lang w:val="en-IN"/>
-        </w:rPr>
-      </w:pPr>
-      <w:r>
-        <w:rPr>
-          <w:rFonts w:ascii="Arial" w:hAnsi="Arial" w:cs="Arial"/>
-          <w:b/>
-          <w:bCs/>
-          <w:lang w:val="en-IN"/>
-        </w:rPr>
-        <w:t>Engineering Explanation</w:t>
-      </w:r>
-    </w:p>
-    <w:p>
-      <w:pPr>
-        <w:spacing w:line="360" w:lineRule="auto"/>
-        <w:jc w:val="both"/>
-        <w:rPr>
-          <w:rFonts w:ascii="Arial" w:hAnsi="Arial" w:cs="Arial"/>
-          <w:lang w:val="en-IN"/>
-        </w:rPr>
-      </w:pPr>
-      <w:r>
-        <w:rPr>
-          <w:rFonts w:ascii="Arial" w:hAnsi="Arial" w:cs="Arial"/>
-          <w:lang w:val="en-IN"/>
-        </w:rPr>
-        <w:t>How it works</w:t>
-      </w:r>
-    </w:p>
-    <w:p>
-      <w:pPr>
-        <w:numPr>
-          <w:ilvl w:val="0"/>
-          <w:numId w:val="6"/>
-        </w:numPr>
-        <w:spacing w:line="360" w:lineRule="auto"/>
-        <w:jc w:val="both"/>
-        <w:rPr>
-          <w:rFonts w:ascii="Arial" w:hAnsi="Arial" w:cs="Arial"/>
-          <w:lang w:val="en-IN"/>
-        </w:rPr>
-      </w:pPr>
-      <w:r>
-        <w:rPr>
-          <w:rFonts w:ascii="Arial" w:hAnsi="Arial" w:cs="Arial"/>
-          <w:lang w:val="en-IN"/>
-        </w:rPr>
-        <w:t xml:space="preserve">The PIR sensor outputs a HIGH signal when motion is detected. </w:t>
-      </w:r>
-    </w:p>
-    <w:p>
-      <w:pPr>
-        <w:numPr>
-          <w:ilvl w:val="0"/>
-          <w:numId w:val="6"/>
-        </w:numPr>
-        <w:spacing w:line="360" w:lineRule="auto"/>
-        <w:jc w:val="both"/>
-        <w:rPr>
-          <w:rFonts w:ascii="Arial" w:hAnsi="Arial" w:cs="Arial"/>
-          <w:lang w:val="en-IN"/>
-        </w:rPr>
-      </w:pPr>
-      <w:r>
-        <w:rPr>
-          <w:rFonts w:ascii="Arial" w:hAnsi="Arial" w:cs="Arial"/>
-          <w:lang w:val="en-IN"/>
-        </w:rPr>
-        <w:t xml:space="preserve">The microcontroller does NOT continuously check the sensor. </w:t>
-      </w:r>
-    </w:p>
-    <w:p>
-      <w:pPr>
-        <w:numPr>
-          <w:ilvl w:val="0"/>
-          <w:numId w:val="6"/>
-        </w:numPr>
-        <w:spacing w:line="360" w:lineRule="auto"/>
-        <w:jc w:val="both"/>
-        <w:rPr>
-          <w:rFonts w:ascii="Arial" w:hAnsi="Arial" w:cs="Arial"/>
-          <w:lang w:val="en-IN"/>
-        </w:rPr>
-      </w:pPr>
-      <w:r>
-        <w:rPr>
-          <w:rFonts w:ascii="Arial" w:hAnsi="Arial" w:cs="Arial"/>
-          <w:lang w:val="en-IN"/>
-        </w:rPr>
-        <w:t xml:space="preserve">Instead, an interrupt is triggered on a rising edge signal. </w:t>
-      </w:r>
-    </w:p>
-    <w:p>
-      <w:pPr>
-        <w:numPr>
-          <w:ilvl w:val="0"/>
-          <w:numId w:val="6"/>
-        </w:numPr>
-        <w:spacing w:line="360" w:lineRule="auto"/>
-        <w:jc w:val="both"/>
-        <w:rPr>
-          <w:rFonts w:ascii="Arial" w:hAnsi="Arial" w:cs="Arial"/>
-          <w:lang w:val="en-IN"/>
-        </w:rPr>
-      </w:pPr>
-      <w:r>
-        <w:rPr>
-          <w:rFonts w:ascii="Arial" w:hAnsi="Arial" w:cs="Arial"/>
-          <w:lang w:val="en-IN"/>
-        </w:rPr>
-        <w:t>The ISR (</w:t>
-      </w:r>
-      <w:proofErr w:type="spellStart"/>
-      <w:r>
-        <w:rPr>
-          <w:rFonts w:ascii="Arial" w:hAnsi="Arial" w:cs="Arial"/>
-          <w:lang w:val="en-IN"/>
-        </w:rPr>
-        <w:t>motionISR</w:t>
-      </w:r>
-      <w:proofErr w:type="spellEnd"/>
-      <w:r>
-        <w:rPr>
-          <w:rFonts w:ascii="Arial" w:hAnsi="Arial" w:cs="Arial"/>
-          <w:lang w:val="en-IN"/>
-        </w:rPr>
-        <w:t xml:space="preserve">) sets a flag quickly (important: keep ISR short). </w:t>
-      </w:r>
-    </w:p>
-    <w:p>
-      <w:pPr>
-        <w:numPr>
-          <w:ilvl w:val="0"/>
-          <w:numId w:val="6"/>
-        </w:numPr>
-        <w:spacing w:line="360" w:lineRule="auto"/>
-        <w:jc w:val="both"/>
-        <w:rPr>
-          <w:rFonts w:ascii="Arial" w:hAnsi="Arial" w:cs="Arial"/>
-          <w:b/>
-          <w:bCs/>
-          <w:lang w:val="en-IN"/>
-        </w:rPr>
-      </w:pPr>
-      <w:r>
-        <w:rPr>
-          <w:rFonts w:ascii="Arial" w:hAnsi="Arial" w:cs="Arial"/>
-          <w:lang w:val="en-IN"/>
-        </w:rPr>
-        <w:t>The main loop handles the actual alarm logic.</w:t>
-      </w:r>
-      <w:r>
-        <w:rPr>
-          <w:rFonts w:ascii="Arial" w:hAnsi="Arial" w:cs="Arial"/>
-          <w:b/>
-          <w:bCs/>
-          <w:lang w:val="en-IN"/>
-        </w:rPr>
-        <w:t xml:space="preserve"> </w:t>
-      </w:r>
-    </w:p>
-    <w:p>
-      <w:pPr>
-        <w:rPr>
-          <w:rFonts w:ascii="Arial" w:hAnsi="Arial" w:cs="Arial"/>
-          <w:b/>
-          <w:bCs/>
-          <w:lang w:val="en-IN"/>
-        </w:rPr>
-      </w:pPr>
-      <w:r>
-        <w:rPr>
-          <w:rFonts w:ascii="Arial" w:hAnsi="Arial" w:cs="Arial"/>
-          <w:b/>
-          <w:bCs/>
-          <w:lang w:val="en-IN"/>
-        </w:rPr>
-        <w:pict w14:anchorId="6F84D560">
-          <v:rect id="_x0000_i1343" style="width:0;height:1.5pt" o:hralign="center" o:hrstd="t" o:hr="t" fillcolor="#a0a0a0" stroked="f"/>
-        </w:pict>
-      </w:r>
-    </w:p>
-    <w:p>
-      <w:pPr>
-        <w:rPr>
-          <w:rFonts w:ascii="Arial" w:hAnsi="Arial" w:cs="Arial"/>
-          <w:b/>
-          <w:bCs/>
-          <w:lang w:val="en-IN"/>
-        </w:rPr>
-      </w:pPr>
-      <w:r>
-        <w:rPr>
-          <w:rFonts w:ascii="Arial" w:hAnsi="Arial" w:cs="Arial"/>
-          <w:b/>
-          <w:bCs/>
-          <w:lang w:val="en-IN"/>
-        </w:rPr>
-        <w:t>Why this is better than polling</w:t>
-      </w:r>
-    </w:p>
-    <w:p>
-      <w:pPr>
-        <w:spacing w:line="360" w:lineRule="auto"/>
-        <w:jc w:val="both"/>
-        <w:rPr>
-          <w:rFonts w:ascii="Arial" w:hAnsi="Arial" w:cs="Arial"/>
-          <w:lang w:val="en-IN"/>
-        </w:rPr>
-      </w:pPr>
-      <w:r>
-        <w:rPr>
-          <w:rFonts w:ascii="Arial" w:hAnsi="Arial" w:cs="Arial"/>
-          <w:lang w:val="en-IN"/>
-        </w:rPr>
-        <w:t>Polling approach (bad for IoT):</w:t>
-      </w:r>
-    </w:p>
-    <w:p>
-      <w:pPr>
-        <w:numPr>
-          <w:ilvl w:val="0"/>
-          <w:numId w:val="7"/>
-        </w:numPr>
-        <w:spacing w:line="360" w:lineRule="auto"/>
-        <w:jc w:val="both"/>
-        <w:rPr>
-          <w:rFonts w:ascii="Arial" w:hAnsi="Arial" w:cs="Arial"/>
-          <w:lang w:val="en-IN"/>
-        </w:rPr>
-      </w:pPr>
-      <w:r>
-        <w:rPr>
-          <w:rFonts w:ascii="Arial" w:hAnsi="Arial" w:cs="Arial"/>
-          <w:lang w:val="en-IN"/>
-        </w:rPr>
-        <w:t xml:space="preserve">CPU constantly checks sensor state </w:t>
-      </w:r>
-    </w:p>
-    <w:p>
-      <w:pPr>
-        <w:numPr>
-          <w:ilvl w:val="0"/>
-          <w:numId w:val="7"/>
-        </w:numPr>
-        <w:spacing w:line="360" w:lineRule="auto"/>
-        <w:jc w:val="both"/>
-        <w:rPr>
-          <w:rFonts w:ascii="Arial" w:hAnsi="Arial" w:cs="Arial"/>
-          <w:lang w:val="en-IN"/>
-        </w:rPr>
-      </w:pPr>
-      <w:r>
-        <w:rPr>
-          <w:rFonts w:ascii="Arial" w:hAnsi="Arial" w:cs="Arial"/>
-          <w:lang w:val="en-IN"/>
-        </w:rPr>
-        <w:t xml:space="preserve">Wastes power and processing time </w:t>
-      </w:r>
-    </w:p>
-    <w:p>
-      <w:pPr>
-        <w:numPr>
-          <w:ilvl w:val="0"/>
-          <w:numId w:val="7"/>
-        </w:numPr>
-        <w:spacing w:line="360" w:lineRule="auto"/>
-        <w:jc w:val="both"/>
-        <w:rPr>
-          <w:rFonts w:ascii="Arial" w:hAnsi="Arial" w:cs="Arial"/>
-          <w:lang w:val="en-IN"/>
-        </w:rPr>
-      </w:pPr>
-      <w:r>
-        <w:rPr>
-          <w:rFonts w:ascii="Arial" w:hAnsi="Arial" w:cs="Arial"/>
-          <w:lang w:val="en-IN"/>
-        </w:rPr>
-        <w:t xml:space="preserve">Not scalable for multiple sensors </w:t>
-      </w:r>
-    </w:p>
-    <w:p>
-      <w:pPr>
-        <w:spacing w:line="360" w:lineRule="auto"/>
-        <w:jc w:val="both"/>
-        <w:rPr>
-          <w:rFonts w:ascii="Arial" w:hAnsi="Arial" w:cs="Arial"/>
-          <w:lang w:val="en-IN"/>
-        </w:rPr>
-      </w:pPr>
-      <w:r>
-        <w:rPr>
-          <w:rFonts w:ascii="Arial" w:hAnsi="Arial" w:cs="Arial"/>
-          <w:lang w:val="en-IN"/>
-        </w:rPr>
-        <w:t>Interrupt approach (good design):</w:t>
-      </w:r>
-    </w:p>
-    <w:p>
-      <w:pPr>
-        <w:numPr>
-          <w:ilvl w:val="0"/>
-          <w:numId w:val="8"/>
-        </w:numPr>
-        <w:spacing w:line="360" w:lineRule="auto"/>
-        <w:jc w:val="both"/>
-        <w:rPr>
-          <w:rFonts w:ascii="Arial" w:hAnsi="Arial" w:cs="Arial"/>
-          <w:lang w:val="en-IN"/>
-        </w:rPr>
-      </w:pPr>
-      <w:r>
-        <w:rPr>
-          <w:rFonts w:ascii="Arial" w:hAnsi="Arial" w:cs="Arial"/>
-          <w:lang w:val="en-IN"/>
-        </w:rPr>
-        <w:t xml:space="preserve">CPU sleeps or performs other tasks </w:t>
-      </w:r>
-    </w:p>
-    <w:p>
-      <w:pPr>
-        <w:numPr>
-          <w:ilvl w:val="0"/>
-          <w:numId w:val="8"/>
-        </w:numPr>
-        <w:spacing w:line="360" w:lineRule="auto"/>
-        <w:jc w:val="both"/>
-        <w:rPr>
-          <w:rFonts w:ascii="Arial" w:hAnsi="Arial" w:cs="Arial"/>
-          <w:lang w:val="en-IN"/>
-        </w:rPr>
-      </w:pPr>
-      <w:r>
-        <w:rPr>
-          <w:rFonts w:ascii="Arial" w:hAnsi="Arial" w:cs="Arial"/>
-          <w:lang w:val="en-IN"/>
-        </w:rPr>
-        <w:t xml:space="preserve">Instant response when event occurs </w:t>
-      </w:r>
-    </w:p>
-    <w:p>
-      <w:pPr>
-        <w:numPr>
-          <w:ilvl w:val="0"/>
-          <w:numId w:val="8"/>
-        </w:numPr>
-        <w:spacing w:line="360" w:lineRule="auto"/>
-        <w:jc w:val="both"/>
-        <w:rPr>
-          <w:rFonts w:ascii="Arial" w:hAnsi="Arial" w:cs="Arial"/>
-          <w:lang w:val="en-IN"/>
-        </w:rPr>
-      </w:pPr>
-      <w:r>
-        <w:rPr>
-          <w:rFonts w:ascii="Arial" w:hAnsi="Arial" w:cs="Arial"/>
-          <w:lang w:val="en-IN"/>
-        </w:rPr>
-        <w:t xml:space="preserve">Low power + efficient multitasking </w:t>
-      </w:r>
-    </w:p>
-    <w:p>
-      <w:pPr>
-        <w:numPr>
-          <w:ilvl w:val="0"/>
-          <w:numId w:val="8"/>
-        </w:numPr>
-        <w:spacing w:line="360" w:lineRule="auto"/>
-        <w:jc w:val="both"/>
-        <w:rPr>
-          <w:rFonts w:ascii="Arial" w:hAnsi="Arial" w:cs="Arial"/>
-          <w:lang w:val="en-IN"/>
-        </w:rPr>
-      </w:pPr>
-      <w:r>
-        <w:rPr>
-          <w:rFonts w:ascii="Arial" w:hAnsi="Arial" w:cs="Arial"/>
-          <w:lang w:val="en-IN"/>
-        </w:rPr>
-        <w:t xml:space="preserve">Real IoT </w:t>
-      </w:r>
-      <w:proofErr w:type="spellStart"/>
-      <w:r>
-        <w:rPr>
-          <w:rFonts w:ascii="Arial" w:hAnsi="Arial" w:cs="Arial"/>
-          <w:lang w:val="en-IN"/>
-        </w:rPr>
-        <w:t>behavior</w:t>
-      </w:r>
-      <w:proofErr w:type="spellEnd"/>
-      <w:r>
-        <w:rPr>
-          <w:rFonts w:ascii="Arial" w:hAnsi="Arial" w:cs="Arial"/>
-          <w:lang w:val="en-IN"/>
-        </w:rPr>
-        <w:t xml:space="preserve"> pattern </w:t>
-      </w:r>
-    </w:p>
-    <w:p>
-      <w:pPr>
-        <w:spacing w:line="360" w:lineRule="auto"/>
-        <w:jc w:val="both"/>
-        <w:rPr>
-          <w:rFonts w:ascii="Arial" w:hAnsi="Arial" w:cs="Arial"/>
-          <w:lang w:val="en-IN"/>
-        </w:rPr>
-      </w:pPr>
-      <w:r>
-        <w:rPr>
-          <w:rFonts w:ascii="Arial" w:hAnsi="Arial" w:cs="Arial"/>
-          <w:lang w:val="en-IN"/>
-        </w:rPr>
-        <w:pict w14:anchorId="55FAAA87">
-          <v:rect id="_x0000_i1344" style="width:0;height:1.5pt" o:hralign="center" o:hrstd="t" o:hr="t" fillcolor="#a0a0a0" stroked="f"/>
-        </w:pict>
-      </w:r>
-    </w:p>
-    <w:p>
-      <w:pPr>
-        <w:spacing w:line="360" w:lineRule="auto"/>
-        <w:jc w:val="both"/>
-        <w:rPr>
-          <w:rFonts w:ascii="Arial" w:hAnsi="Arial" w:cs="Arial"/>
-          <w:lang w:val="en-IN"/>
-        </w:rPr>
-      </w:pPr>
-      <w:r>
-        <w:rPr>
-          <w:rFonts w:ascii="Arial" w:hAnsi="Arial" w:cs="Arial"/>
-          <w:lang w:val="en-IN"/>
-        </w:rPr>
-        <w:t>Where this is used in real IoT systems</w:t>
-      </w:r>
-    </w:p>
-    <w:p>
-      <w:pPr>
-        <w:numPr>
-          <w:ilvl w:val="0"/>
-          <w:numId w:val="9"/>
-        </w:numPr>
-        <w:spacing w:line="360" w:lineRule="auto"/>
-        <w:jc w:val="both"/>
-        <w:rPr>
-          <w:rFonts w:ascii="Arial" w:hAnsi="Arial" w:cs="Arial"/>
-          <w:lang w:val="en-IN"/>
-        </w:rPr>
-      </w:pPr>
-      <w:r>
-        <w:rPr>
-          <w:rFonts w:ascii="Arial" w:hAnsi="Arial" w:cs="Arial"/>
-          <w:lang w:val="en-IN"/>
-        </w:rPr>
-        <w:t xml:space="preserve">Home security systems (motion alarms) </w:t>
-      </w:r>
-    </w:p>
-    <w:p>
-      <w:pPr>
-        <w:numPr>
-          <w:ilvl w:val="0"/>
-          <w:numId w:val="9"/>
-        </w:numPr>
-        <w:spacing w:line="360" w:lineRule="auto"/>
-        <w:jc w:val="both"/>
-        <w:rPr>
-          <w:rFonts w:ascii="Arial" w:hAnsi="Arial" w:cs="Arial"/>
-          <w:lang w:val="en-IN"/>
-        </w:rPr>
-      </w:pPr>
-      <w:r>
-        <w:rPr>
-          <w:rFonts w:ascii="Arial" w:hAnsi="Arial" w:cs="Arial"/>
-          <w:lang w:val="en-IN"/>
-        </w:rPr>
-        <w:t xml:space="preserve">Smart door systems </w:t>
-      </w:r>
-    </w:p>
-    <w:p>
-      <w:pPr>
-        <w:numPr>
-          <w:ilvl w:val="0"/>
-          <w:numId w:val="9"/>
-        </w:numPr>
-        <w:spacing w:line="360" w:lineRule="auto"/>
-        <w:jc w:val="both"/>
-        <w:rPr>
-          <w:rFonts w:ascii="Arial" w:hAnsi="Arial" w:cs="Arial"/>
-          <w:lang w:val="en-IN"/>
-        </w:rPr>
-      </w:pPr>
-      <w:r>
-        <w:rPr>
-          <w:rFonts w:ascii="Arial" w:hAnsi="Arial" w:cs="Arial"/>
-          <w:lang w:val="en-IN"/>
-        </w:rPr>
-        <w:t xml:space="preserve">Industrial safety shutdown systems </w:t>
-      </w:r>
-    </w:p>
-    <w:p>
-      <w:pPr>
-        <w:numPr>
-          <w:ilvl w:val="0"/>
-          <w:numId w:val="9"/>
-        </w:numPr>
-        <w:spacing w:line="360" w:lineRule="auto"/>
-        <w:jc w:val="both"/>
-        <w:rPr>
-          <w:rFonts w:ascii="Arial" w:hAnsi="Arial" w:cs="Arial"/>
-          <w:lang w:val="en-IN"/>
-        </w:rPr>
-      </w:pPr>
-      <w:r>
-        <w:rPr>
-          <w:rFonts w:ascii="Arial" w:hAnsi="Arial" w:cs="Arial"/>
-          <w:lang w:val="en-IN"/>
-        </w:rPr>
-        <w:t xml:space="preserve">Smart lighting (auto-on when someone enters) </w:t>
-      </w:r>
-    </w:p>
-    <w:p>
-      <w:pPr>
-        <w:numPr>
-          <w:ilvl w:val="0"/>
-          <w:numId w:val="9"/>
-        </w:numPr>
-        <w:spacing w:line="360" w:lineRule="auto"/>
-        <w:jc w:val="both"/>
-        <w:rPr>
-          <w:rFonts w:ascii="Arial" w:hAnsi="Arial" w:cs="Arial"/>
-          <w:lang w:val="en-IN"/>
-        </w:rPr>
-      </w:pPr>
-      <w:r>
-        <w:rPr>
-          <w:rFonts w:ascii="Arial" w:hAnsi="Arial" w:cs="Arial"/>
-          <w:lang w:val="en-IN"/>
-        </w:rPr>
-        <w:t>Surveillance triggers (camera activation systems</w:t>
-      </w:r>
-    </w:p>
-    <w:p>
-      <w:pPr>
-        <w:rPr>
-          <w:rFonts w:ascii="Arial" w:hAnsi="Arial" w:cs="Arial"/>
-          <w:b/>
-          <w:bCs/>
-          <w:lang w:val="en-IN"/>
-        </w:rPr>
-      </w:pPr>
-    </w:p>
-    <w:p>
-      <w:pPr>
-        <w:spacing w:line="360" w:lineRule="auto"/>
-        <w:jc w:val="both"/>
-        <w:rPr>
-          <w:rFonts w:ascii="Arial" w:hAnsi="Arial" w:cs="Arial"/>
-          <w:b/>
-          <w:bCs/>
-          <w:lang w:val="en-IN"/>
-        </w:rPr>
-      </w:pPr>
-      <w:r>
-        <w:rPr>
-          <w:rFonts w:ascii="Arial" w:hAnsi="Arial" w:cs="Arial"/>
-          <w:b/>
-          <w:bCs/>
-          <w:lang w:val="en-IN"/>
-        </w:rPr>
-        <w:lastRenderedPageBreak/>
-        <w:t>Applications of Hardware Interrupts in IoT</w:t>
-      </w:r>
-    </w:p>
-    <w:p>
-      <w:pPr>
-        <w:spacing w:line="360" w:lineRule="auto"/>
-        <w:jc w:val="both"/>
-        <w:rPr>
-          <w:rFonts w:ascii="Arial" w:hAnsi="Arial" w:cs="Arial"/>
-          <w:lang w:val="en-IN"/>
-        </w:rPr>
-      </w:pPr>
-      <w:r>
-        <w:rPr>
-          <w:rFonts w:ascii="Arial" w:hAnsi="Arial" w:cs="Arial"/>
-          <w:lang w:val="en-IN"/>
-        </w:rPr>
-        <w:t>Hardware interrupts are widely used in modern IoT applications, including:</w:t>
-      </w:r>
-    </w:p>
-    <w:p>
-      <w:pPr>
-        <w:numPr>
-          <w:ilvl w:val="0"/>
-          <w:numId w:val="4"/>
-        </w:numPr>
-        <w:spacing w:line="360" w:lineRule="auto"/>
-        <w:jc w:val="both"/>
-        <w:rPr>
-          <w:rFonts w:ascii="Arial" w:hAnsi="Arial" w:cs="Arial"/>
-          <w:lang w:val="en-IN"/>
-        </w:rPr>
-      </w:pPr>
-      <w:r>
-        <w:rPr>
-          <w:rFonts w:ascii="Arial" w:hAnsi="Arial" w:cs="Arial"/>
-          <w:lang w:val="en-IN"/>
-        </w:rPr>
-        <w:t>Smart home automation systems.</w:t>
-      </w:r>
-    </w:p>
-    <w:p>
-      <w:pPr>
-        <w:numPr>
-          <w:ilvl w:val="0"/>
-          <w:numId w:val="4"/>
-        </w:numPr>
-        <w:spacing w:line="360" w:lineRule="auto"/>
-        <w:jc w:val="both"/>
-        <w:rPr>
-          <w:rFonts w:ascii="Arial" w:hAnsi="Arial" w:cs="Arial"/>
-          <w:lang w:val="en-IN"/>
-        </w:rPr>
-      </w:pPr>
-      <w:r>
-        <w:rPr>
-          <w:rFonts w:ascii="Arial" w:hAnsi="Arial" w:cs="Arial"/>
-          <w:lang w:val="en-IN"/>
-        </w:rPr>
-        <w:t>Industrial monitoring and control systems.</w:t>
-      </w:r>
-    </w:p>
-    <w:p>
-      <w:pPr>
-        <w:numPr>
-          <w:ilvl w:val="0"/>
-          <w:numId w:val="4"/>
-        </w:numPr>
-        <w:spacing w:line="360" w:lineRule="auto"/>
-        <w:jc w:val="both"/>
-        <w:rPr>
-          <w:rFonts w:ascii="Arial" w:hAnsi="Arial" w:cs="Arial"/>
-          <w:lang w:val="en-IN"/>
-        </w:rPr>
-      </w:pPr>
-      <w:r>
-        <w:rPr>
-          <w:rFonts w:ascii="Arial" w:hAnsi="Arial" w:cs="Arial"/>
-          <w:lang w:val="en-IN"/>
-        </w:rPr>
-        <w:t>Security and alarm systems.</w:t>
-      </w:r>
-    </w:p>
-    <w:p>
-      <w:pPr>
-        <w:numPr>
-          <w:ilvl w:val="0"/>
-          <w:numId w:val="4"/>
-        </w:numPr>
-        <w:spacing w:line="360" w:lineRule="auto"/>
-        <w:jc w:val="both"/>
-        <w:rPr>
-          <w:rFonts w:ascii="Arial" w:hAnsi="Arial" w:cs="Arial"/>
-          <w:lang w:val="en-IN"/>
-        </w:rPr>
-      </w:pPr>
-      <w:r>
-        <w:rPr>
-          <w:rFonts w:ascii="Arial" w:hAnsi="Arial" w:cs="Arial"/>
-          <w:lang w:val="en-IN"/>
-        </w:rPr>
-        <w:t>Medical monitoring devices.</w:t>
-      </w:r>
-    </w:p>
-    <w:p>
-      <w:pPr>
-        <w:numPr>
-          <w:ilvl w:val="0"/>
-          <w:numId w:val="4"/>
-        </w:numPr>
-        <w:spacing w:line="360" w:lineRule="auto"/>
-        <w:jc w:val="both"/>
-        <w:rPr>
-          <w:rFonts w:ascii="Arial" w:hAnsi="Arial" w:cs="Arial"/>
-          <w:lang w:val="en-IN"/>
-        </w:rPr>
-      </w:pPr>
-      <w:r>
-        <w:rPr>
-          <w:rFonts w:ascii="Arial" w:hAnsi="Arial" w:cs="Arial"/>
-          <w:lang w:val="en-IN"/>
-        </w:rPr>
-        <w:t>Autonomous robots.</w:t>
-      </w:r>
-    </w:p>
-    <w:p>
-      <w:pPr>
-        <w:numPr>
-          <w:ilvl w:val="0"/>
-          <w:numId w:val="4"/>
-        </w:numPr>
-        <w:spacing w:line="360" w:lineRule="auto"/>
-        <w:jc w:val="both"/>
-        <w:rPr>
-          <w:rFonts w:ascii="Arial" w:hAnsi="Arial" w:cs="Arial"/>
-          <w:lang w:val="en-IN"/>
-        </w:rPr>
-      </w:pPr>
-      <w:r>
-        <w:rPr>
-          <w:rFonts w:ascii="Arial" w:hAnsi="Arial" w:cs="Arial"/>
-          <w:lang w:val="en-IN"/>
-        </w:rPr>
-        <w:t>Environmental monitoring stations.</w:t>
-      </w:r>
-    </w:p>
-    <w:p>
-      <w:pPr>
-        <w:numPr>
-          <w:ilvl w:val="0"/>
-          <w:numId w:val="4"/>
-        </w:numPr>
-        <w:spacing w:line="360" w:lineRule="auto"/>
-        <w:jc w:val="both"/>
-        <w:rPr>
-          <w:rFonts w:ascii="Arial" w:hAnsi="Arial" w:cs="Arial"/>
-          <w:lang w:val="en-IN"/>
-        </w:rPr>
-      </w:pPr>
-      <w:r>
-        <w:rPr>
-          <w:rFonts w:ascii="Arial" w:hAnsi="Arial" w:cs="Arial"/>
-          <w:lang w:val="en-IN"/>
-        </w:rPr>
-        <w:t>Smart agriculture and irrigation systems.</w:t>
-      </w:r>
-    </w:p>
-    <w:p>
-      <w:pPr>
-        <w:numPr>
-          <w:ilvl w:val="0"/>
-          <w:numId w:val="4"/>
-        </w:numPr>
-        <w:spacing w:line="360" w:lineRule="auto"/>
-        <w:jc w:val="both"/>
-        <w:rPr>
-          <w:rFonts w:ascii="Arial" w:hAnsi="Arial" w:cs="Arial"/>
-          <w:lang w:val="en-IN"/>
-        </w:rPr>
-      </w:pPr>
-      <w:r>
-        <w:rPr>
-          <w:rFonts w:ascii="Arial" w:hAnsi="Arial" w:cs="Arial"/>
-          <w:lang w:val="en-IN"/>
-        </w:rPr>
-        <w:t>Wearable health devices.</w:t>
-      </w:r>
-    </w:p>
-    <w:p>
-      <w:pPr>
-        <w:spacing w:line="360" w:lineRule="auto"/>
-        <w:jc w:val="both"/>
-        <w:rPr>
-          <w:rFonts w:ascii="Arial" w:hAnsi="Arial" w:cs="Arial"/>
-          <w:b/>
-          <w:bCs/>
-          <w:lang w:val="en-IN"/>
-        </w:rPr>
-      </w:pPr>
-    </w:p>
-    <w:p>
-      <w:pPr>
-        <w:spacing w:line="360" w:lineRule="auto"/>
-        <w:jc w:val="both"/>
-        <w:rPr>
-          <w:rFonts w:ascii="Arial" w:hAnsi="Arial" w:cs="Arial"/>
-          <w:b/>
-          <w:bCs/>
-          <w:lang w:val="en-IN"/>
-        </w:rPr>
-      </w:pPr>
-      <w:r>
-        <w:rPr>
-          <w:rFonts w:ascii="Arial" w:hAnsi="Arial" w:cs="Arial"/>
-          <w:b/>
-          <w:bCs/>
-          <w:lang w:val="en-IN"/>
-        </w:rPr>
-        <w:t>Conclusion</w:t>
-      </w:r>
-    </w:p>
-    <w:p>
-      <w:pPr>
-        <w:spacing w:line="360" w:lineRule="auto"/>
-        <w:jc w:val="both"/>
-        <w:rPr>
-          <w:rFonts w:ascii="Arial" w:hAnsi="Arial" w:cs="Arial"/>
-          <w:lang w:val="en-IN"/>
-        </w:rPr>
-      </w:pPr>
-      <w:r>
-        <w:rPr>
-          <w:rFonts w:ascii="Arial" w:hAnsi="Arial" w:cs="Arial"/>
-          <w:lang w:val="en-IN"/>
-        </w:rPr>
-        <w:t>The Internet of Things has transformed the way physical devices interact, communicate, and perform automated tasks. Microcontrollers form the foundation of most IoT systems, and hardware interrupts play a critical role in ensuring fast, efficient, and reliable operation.</w:t>
-      </w:r>
-    </w:p>
-    <w:p>
-      <w:pPr>
-        <w:spacing w:line="360" w:lineRule="auto"/>
-        <w:jc w:val="both"/>
-        <w:rPr>
-          <w:rFonts w:ascii="Arial" w:hAnsi="Arial" w:cs="Arial"/>
-          <w:lang w:val="en-IN"/>
-        </w:rPr>
-      </w:pPr>
-      <w:r>
-        <w:rPr>
-          <w:rFonts w:ascii="Arial" w:hAnsi="Arial" w:cs="Arial"/>
-          <w:lang w:val="en-IN"/>
-        </w:rPr>
-        <w:t>By allowing immediate responses to external events while minimizing processor workload and power consumption, hardware interrupts significantly improve the performance of embedded and IoT applications. Understanding and implementing interrupt-driven programming is therefore an essential skill for engineers and developers working in the field of embedded systems and IoT.</w:t>
-      </w:r>
-    </w:p>
-    <w:p>
-      <w:pPr>
         <w:rPr>
           <w:rFonts w:ascii="Arial" w:hAnsi="Arial" w:cs="Arial"/>
         </w:rPr>
